--- a/zhs/docx/061.content.docx
+++ b/zhs/docx/061.content.docx
@@ -19,7 +19,7 @@
         <w:rPr>
           <w:lang w:val="zh_CN" w:bidi="zh_CN"/>
         </w:rPr>
-        <w:t>Resource: 关键词 (SRV)</w:t>
+        <w:t>Resource: Familiarization, Internalization, Articulation (Fia) Terms</w:t>
       </w:r>
       <w:r>
         <w:rPr>
@@ -39,42 +39,61 @@
           <w:b/>
           <w:lang w:val="zh_CN" w:bidi="zh_CN"/>
         </w:rPr>
-        <w:t>Familiarization, Internalization, Articulation (FIA) Key Terms</w:t>
-      </w:r>
-      <w:r>
-        <w:rPr>
-          <w:lang w:val="zh_CN" w:bidi="zh_CN"/>
-        </w:rPr>
-        <w:t xml:space="preserve"> © 2023 SRV Partners Released under CC BY-SA 4.0 license. </w:t>
-      </w:r>
-      <w:r>
-        <w:rPr>
-          <w:lang w:val="zh_CN" w:bidi="zh_CN"/>
-        </w:rPr>
-        <w:t>Familiarization, Internalization, Articulation (FIA) Key Terms</w:t>
-      </w:r>
-      <w:r>
-        <w:rPr>
-          <w:lang w:val="zh_CN" w:bidi="zh_CN"/>
-        </w:rPr>
-        <w:t xml:space="preserve"> has been adapted in the following languages Tok Pisin, عربي, Français, हिंदी, Bahasa Indonesia, Português, Русский, Español, Kiswahili, 简体中文 from </w:t>
-      </w:r>
-      <w:r>
-        <w:rPr>
-          <w:lang w:val="zh_CN" w:bidi="zh_CN"/>
-        </w:rPr>
-        <w:t>Familiarization, Internalization, Articulation (FIA)</w:t>
-      </w:r>
-      <w:r>
-        <w:rPr>
-          <w:lang w:val="zh_CN" w:bidi="zh_CN"/>
-        </w:rPr>
-        <w:t xml:space="preserve"> © 2023 SRV Partners. Released under CC BY-SA 4.0 license by Mission Mutual</w:t>
-      </w:r>
-      <w:r>
-        <w:rPr>
-          <w:lang w:val="zh_CN" w:bidi="zh_CN"/>
-        </w:rPr>
+        <w:t>Familiarization, Internalization, Articulation (Fia) Terms</w:t>
+      </w:r>
+      <w:r>
+        <w:rPr>
+          <w:lang w:val="zh_CN" w:bidi="zh_CN"/>
+        </w:rPr>
+        <w:t xml:space="preserve"> (Chinese (Simplified)) is based on: </w:t>
+      </w:r>
+      <w:r>
+        <w:rPr>
+          <w:lang w:val="zh_CN" w:bidi="zh_CN"/>
+        </w:rPr>
+        <w:t>Familiarization, Internalization, Articulation (Fia) Terms</w:t>
+      </w:r>
+      <w:r>
+        <w:rPr>
+          <w:lang w:val="zh_CN" w:bidi="zh_CN"/>
+        </w:rPr>
+        <w:t xml:space="preserve">, </w:t>
+      </w:r>
+      <w:hyperlink r:id="rId13">
+        <w:r>
+          <w:rPr>
+            <w:lang w:val="zh_CN" w:bidi="zh_CN"/>
+          </w:rPr>
+          <w:rPr>
+            <w:color w:val="0000EE"/>
+            <w:u w:val="single"/>
+          </w:rPr>
+          <w:t>SRV Partners</w:t>
+        </w:r>
+      </w:hyperlink>
+      <w:r>
+        <w:rPr>
+          <w:lang w:val="zh_CN" w:bidi="zh_CN"/>
+        </w:rPr>
+        <w:t xml:space="preserve">, 2023, which is licensed under a </w:t>
+      </w:r>
+      <w:hyperlink r:id="rId14">
+        <w:r>
+          <w:rPr>
+            <w:lang w:val="zh_CN" w:bidi="zh_CN"/>
+          </w:rPr>
+          <w:rPr>
+            <w:color w:val="0000EE"/>
+            <w:u w:val="single"/>
+          </w:rPr>
+          <w:t>CC BY-SA 4.0 license</w:t>
+        </w:r>
+      </w:hyperlink>
+      <w:r>
+        <w:rPr>
+          <w:lang w:val="zh_CN" w:bidi="zh_CN"/>
+        </w:rPr>
+        <w:t>.</w:t>
       </w:r>
       <w:r>
         <w:rPr>
@@ -83,6 +102,30 @@
       </w:r>
     </w:p>
     <w:p>
+      <w:pPr/>
+      <w:r>
+        <w:rPr>
+          <w:lang w:val="zh_CN" w:bidi="zh_CN"/>
+        </w:rPr>
+      </w:r>
+      <w:r>
+        <w:rPr>
+          <w:lang w:val="zh_CN" w:bidi="zh_CN"/>
+        </w:rPr>
+        <w:t>This PDF version is provided under the same license.</w:t>
+      </w:r>
+      <w:r>
+        <w:rPr>
+          <w:lang w:val="zh_CN" w:bidi="zh_CN"/>
+        </w:rPr>
+      </w:r>
+      <w:r>
+        <w:rPr>
+          <w:lang w:val="zh_CN" w:bidi="zh_CN"/>
+        </w:rPr>
+      </w:r>
+    </w:p>
+    <w:p>
       <w:pPr>
         <w:pStyle w:val="Heading1"/>
       </w:pPr>
@@ -90,7 +133,7 @@
         <w:rPr>
           <w:lang w:val="zh_CN" w:bidi="zh_CN"/>
         </w:rPr>
-        <w:t>关键词 (SRV)</w:t>
+        <w:t>Familiarization, Internalization, Articulation (Fia) Terms</w:t>
       </w:r>
     </w:p>
     <w:p>
@@ -190,7 +233,7 @@
         <w:rPr>
           <w:lang w:val="zh_CN" w:bidi="zh_CN"/>
         </w:rPr>
-        <w:t>神、上帝</w:t>
+        <w:t>神的儿子</w:t>
       </w:r>
       <w:r>
         <w:rPr>
@@ -207,64 +250,47 @@
       </w:r>
       <w:r>
         <w:rPr>
-          <w:lang w:val="zh_CN" w:bidi="zh_CN"/>
-        </w:rPr>
-        <w:t>在圣经中，</w:t>
-      </w:r>
-      <w:r>
-        <w:rPr>
           <w:b/>
           <w:lang w:val="zh_CN" w:bidi="zh_CN"/>
         </w:rPr>
-        <w:t>神</w:t>
-      </w:r>
-      <w:r>
-        <w:rPr>
-          <w:lang w:val="zh_CN" w:bidi="zh_CN"/>
-        </w:rPr>
-        <w:t>是指创造了一切的神。神是最有能力的灵性存在。这位神曾与</w:t>
-      </w:r>
-      <w:r>
-        <w:rPr>
-          <w:lang w:val="zh_CN" w:bidi="zh_CN"/>
-        </w:rPr>
-        <w:t>亚伯拉罕</w:t>
-      </w:r>
-      <w:r>
-        <w:rPr>
-          <w:lang w:val="zh_CN" w:bidi="zh_CN"/>
-        </w:rPr>
-        <w:t>和他的后裔</w:t>
-      </w:r>
-      <w:r>
-        <w:rPr>
-          <w:lang w:val="zh_CN" w:bidi="zh_CN"/>
-        </w:rPr>
-        <w:t>以色列人</w:t>
-      </w:r>
-      <w:r>
-        <w:rPr>
-          <w:lang w:val="zh_CN" w:bidi="zh_CN"/>
-        </w:rPr>
-        <w:t>立约</w:t>
-      </w:r>
-      <w:r>
-        <w:rPr>
-          <w:lang w:val="zh_CN" w:bidi="zh_CN"/>
-        </w:rPr>
-        <w:t>，即一个特别的应许。这位神曾差遣祂的儿子耶稣到世上来，为的是要藉著祂的死和</w:t>
-      </w:r>
-      <w:r>
-        <w:rPr>
-          <w:lang w:val="zh_CN" w:bidi="zh_CN"/>
-        </w:rPr>
-        <w:t>复活</w:t>
-      </w:r>
-      <w:r>
-        <w:rPr>
-          <w:lang w:val="zh_CN" w:bidi="zh_CN"/>
-        </w:rPr>
-        <w:t>来拯救世人。</w:t>
+        <w:t>神的儿子</w:t>
+      </w:r>
+      <w:r>
+        <w:rPr>
+          <w:lang w:val="zh_CN" w:bidi="zh_CN"/>
+        </w:rPr>
+        <w:t>是耶稣的称号。 耶稣被称为神的</w:t>
+      </w:r>
+      <w:hyperlink r:id="rId15">
+        <w:r>
+          <w:rPr>
+            <w:lang w:val="zh_CN" w:bidi="zh_CN"/>
+          </w:rPr>
+          <w:rPr>
+            <w:color w:val="0000EE"/>
+            <w:u w:val="single"/>
+          </w:rPr>
+          <w:t>儿子</w:t>
+        </w:r>
+      </w:hyperlink>
+      <w:r>
+        <w:rPr>
+          <w:lang w:val="zh_CN" w:bidi="zh_CN"/>
+        </w:rPr>
+        <w:t>，因为祂与父神有一种特殊的关系。 神和耶稣彼此相爱，就像父亲和儿子彼此相爱一样。 有时耶稣被称为"神的</w:t>
+      </w:r>
+      <w:r>
+        <w:rPr>
+          <w:i/>
+          <w:lang w:val="zh_CN" w:bidi="zh_CN"/>
+        </w:rPr>
+        <w:t>独</w:t>
+      </w:r>
+      <w:r>
+        <w:rPr>
+          <w:lang w:val="zh_CN" w:bidi="zh_CN"/>
+        </w:rPr>
+        <w:t>生子"。 这表示耶稣与神的关系是独一无二的。 没有人像耶稣一样与神有著相同的关系。</w:t>
       </w:r>
     </w:p>
     <w:p>
@@ -278,7 +304,51 @@
         <w:rPr>
           <w:lang w:val="zh_CN" w:bidi="zh_CN"/>
         </w:rPr>
-        <w:t>神一直存在，也将永远存在。因为神创造了万物，所以祂有权掌管万物。神是良善的、慈爱的、大有能力的、公义的。</w:t>
+        <w:t>耶稣是神的儿子，意味着祂自己也是神。 耶稣是三位一体中的一位，教会形容神是</w:t>
+      </w:r>
+      <w:r>
+        <w:rPr>
+          <w:i/>
+          <w:lang w:val="zh_CN" w:bidi="zh_CN"/>
+        </w:rPr>
+        <w:t>一位</w:t>
+      </w:r>
+      <w:r>
+        <w:rPr>
+          <w:lang w:val="zh_CN" w:bidi="zh_CN"/>
+        </w:rPr>
+        <w:t>，但同时有</w:t>
+      </w:r>
+      <w:r>
+        <w:rPr>
+          <w:i/>
+          <w:lang w:val="zh_CN" w:bidi="zh_CN"/>
+        </w:rPr>
+        <w:t>三</w:t>
+      </w:r>
+      <w:r>
+        <w:rPr>
+          <w:lang w:val="zh_CN" w:bidi="zh_CN"/>
+        </w:rPr>
+        <w:t>个位格：父神、子神和</w:t>
+      </w:r>
+      <w:hyperlink r:id="rId16">
+        <w:r>
+          <w:rPr>
+            <w:lang w:val="zh_CN" w:bidi="zh_CN"/>
+          </w:rPr>
+          <w:rPr>
+            <w:color w:val="0000EE"/>
+            <w:u w:val="single"/>
+          </w:rPr>
+          <w:t>圣灵</w:t>
+        </w:r>
+      </w:hyperlink>
+      <w:r>
+        <w:rPr>
+          <w:lang w:val="zh_CN" w:bidi="zh_CN"/>
+        </w:rPr>
+        <w:t>。 耶稣一直是神的儿子，即使在我们这个时代的开始之前，在世界创造之前。 当耶稣来到地上的时候，祂出生，也成为人。</w:t>
       </w:r>
     </w:p>
     <w:p>
@@ -292,29 +362,61 @@
         <w:rPr>
           <w:lang w:val="zh_CN" w:bidi="zh_CN"/>
         </w:rPr>
-        <w:t>当你翻译神时，请注意以下事情：有些团体</w:t>
-      </w:r>
-      <w:r>
-        <w:rPr>
-          <w:lang w:val="zh_CN" w:bidi="zh_CN"/>
-        </w:rPr>
-        <w:t>敬拜</w:t>
-      </w:r>
-      <w:r>
-        <w:rPr>
-          <w:lang w:val="zh_CN" w:bidi="zh_CN"/>
-        </w:rPr>
-        <w:t>许多不同的灵体。在某些情况下，人们用来称呼最有能力的灵性存在的名字，也可以用来称呼神。然而，你需要检查这个灵体是否有任何与圣经中的神相违背的特征。</w:t>
-      </w:r>
-      <w:r>
-        <w:rPr>
-          <w:lang w:val="zh_CN" w:bidi="zh_CN"/>
-        </w:rPr>
-      </w:r>
-      <w:r>
-        <w:rPr>
-          <w:lang w:val="zh_CN" w:bidi="zh_CN"/>
-        </w:rPr>
+        <w:t>在新约中，当人们称耶稣为神的儿子时，这有时是另一种说耶稣是</w:t>
+      </w:r>
+      <w:hyperlink r:id="rId17">
+        <w:r>
+          <w:rPr>
+            <w:lang w:val="zh_CN" w:bidi="zh_CN"/>
+          </w:rPr>
+          <w:rPr>
+            <w:color w:val="0000EE"/>
+            <w:u w:val="single"/>
+          </w:rPr>
+          <w:t>弥赛亚</w:t>
+        </w:r>
+      </w:hyperlink>
+      <w:r>
+        <w:rPr>
+          <w:lang w:val="zh_CN" w:bidi="zh_CN"/>
+        </w:rPr>
+        <w:t>、</w:t>
+      </w:r>
+      <w:hyperlink r:id="rId18">
+        <w:r>
+          <w:rPr>
+            <w:lang w:val="zh_CN" w:bidi="zh_CN"/>
+          </w:rPr>
+          <w:rPr>
+            <w:color w:val="0000EE"/>
+            <w:u w:val="single"/>
+          </w:rPr>
+          <w:t>基督</w:t>
+        </w:r>
+      </w:hyperlink>
+      <w:r>
+        <w:rPr>
+          <w:lang w:val="zh_CN" w:bidi="zh_CN"/>
+        </w:rPr>
+        <w:t>，应许的王和</w:t>
+      </w:r>
+      <w:hyperlink r:id="rId19">
+        <w:r>
+          <w:rPr>
+            <w:lang w:val="zh_CN" w:bidi="zh_CN"/>
+          </w:rPr>
+          <w:rPr>
+            <w:color w:val="0000EE"/>
+            <w:u w:val="single"/>
+          </w:rPr>
+          <w:t>救主</w:t>
+        </w:r>
+      </w:hyperlink>
+      <w:r>
+        <w:rPr>
+          <w:lang w:val="zh_CN" w:bidi="zh_CN"/>
+        </w:rPr>
+        <w:t>的方式。</w:t>
       </w:r>
     </w:p>
     <w:p>
@@ -324,16 +426,29 @@
           <w:lang w:val="zh_CN" w:bidi="zh_CN"/>
         </w:rPr>
       </w:r>
-    </w:p>
-    <w:p>
-      <w:pPr>
-        <w:pStyle w:val="Heading2"/>
-      </w:pPr>
-      <w:r>
-        <w:rPr>
-          <w:lang w:val="zh_CN" w:bidi="zh_CN"/>
-        </w:rPr>
-        <w:t>神的儿子</w:t>
+      <w:r>
+        <w:rPr>
+          <w:lang w:val="zh_CN" w:bidi="zh_CN"/>
+        </w:rPr>
+        <w:t>当人们开始相信基督时，神接受他们为子女。因此，圣经有时使用"神的</w:t>
+      </w:r>
+      <w:r>
+        <w:rPr>
+          <w:i/>
+          <w:lang w:val="zh_CN" w:bidi="zh_CN"/>
+        </w:rPr>
+        <w:t>儿子</w:t>
+      </w:r>
+      <w:r>
+        <w:rPr>
+          <w:lang w:val="zh_CN" w:bidi="zh_CN"/>
+        </w:rPr>
+        <w:t>"这个词来描述信靠并跟随耶稣的人。</w:t>
+      </w:r>
+      <w:r>
+        <w:rPr>
+          <w:lang w:val="zh_CN" w:bidi="zh_CN"/>
+        </w:rPr>
       </w:r>
       <w:r>
         <w:rPr>
@@ -348,9 +463,13 @@
           <w:lang w:val="zh_CN" w:bidi="zh_CN"/>
         </w:rPr>
       </w:r>
-      <w:r>
-        <w:rPr>
-          <w:b/>
+    </w:p>
+    <w:p>
+      <w:pPr>
+        <w:pStyle w:val="Heading2"/>
+      </w:pPr>
+      <w:r>
+        <w:rPr>
           <w:lang w:val="zh_CN" w:bidi="zh_CN"/>
         </w:rPr>
         <w:t>神的儿子</w:t>
@@ -359,32 +478,17 @@
         <w:rPr>
           <w:lang w:val="zh_CN" w:bidi="zh_CN"/>
         </w:rPr>
-        <w:t>是耶稣的称号。 耶稣被称为神的</w:t>
-      </w:r>
-      <w:r>
-        <w:rPr>
-          <w:lang w:val="zh_CN" w:bidi="zh_CN"/>
-        </w:rPr>
-        <w:t>儿子</w:t>
-      </w:r>
-      <w:r>
-        <w:rPr>
-          <w:lang w:val="zh_CN" w:bidi="zh_CN"/>
-        </w:rPr>
-        <w:t>，因为祂与父神有一种特殊的关系。 神和耶稣彼此相爱，就像父亲和儿子彼此相爱一样。 有时耶稣被称为"神的</w:t>
-      </w:r>
-      <w:r>
-        <w:rPr>
-          <w:i/>
-          <w:lang w:val="zh_CN" w:bidi="zh_CN"/>
-        </w:rPr>
-        <w:t>独</w:t>
-      </w:r>
-      <w:r>
-        <w:rPr>
-          <w:lang w:val="zh_CN" w:bidi="zh_CN"/>
-        </w:rPr>
-        <w:t>生子"。 这表示耶稣与神的关系是独一无二的。 没有人像耶稣一样与神有著相同的关系。</w:t>
+      </w:r>
+    </w:p>
+    <w:p>
+      <w:pPr>
+        <w:pStyle w:val="Heading4"/>
+      </w:pPr>
+      <w:r>
+        <w:rPr>
+          <w:lang w:val="zh_CN" w:bidi="zh_CN"/>
+        </w:rPr>
+        <w:t>Audio Content</w:t>
       </w:r>
     </w:p>
     <w:p>
@@ -394,49 +498,33 @@
           <w:lang w:val="zh_CN" w:bidi="zh_CN"/>
         </w:rPr>
       </w:r>
-      <w:r>
-        <w:rPr>
-          <w:lang w:val="zh_CN" w:bidi="zh_CN"/>
-        </w:rPr>
-        <w:t>耶稣是神的儿子，意味着祂自己也是神。 耶稣是三位一体中的一位，教会形容神是</w:t>
-      </w:r>
-      <w:r>
-        <w:rPr>
-          <w:i/>
-          <w:lang w:val="zh_CN" w:bidi="zh_CN"/>
-        </w:rPr>
-        <w:t>一位</w:t>
-      </w:r>
-      <w:r>
-        <w:rPr>
-          <w:lang w:val="zh_CN" w:bidi="zh_CN"/>
-        </w:rPr>
-        <w:t>，但同时有</w:t>
-      </w:r>
-      <w:r>
-        <w:rPr>
-          <w:i/>
-          <w:lang w:val="zh_CN" w:bidi="zh_CN"/>
-        </w:rPr>
-        <w:t>三</w:t>
-      </w:r>
-      <w:r>
-        <w:rPr>
-          <w:lang w:val="zh_CN" w:bidi="zh_CN"/>
-        </w:rPr>
-        <w:t>个位格：父神、子神和</w:t>
-      </w:r>
-      <w:r>
-        <w:rPr>
-          <w:lang w:val="zh_CN" w:bidi="zh_CN"/>
-        </w:rPr>
-        <w:t>圣灵</w:t>
-      </w:r>
-      <w:r>
-        <w:rPr>
-          <w:lang w:val="zh_CN" w:bidi="zh_CN"/>
-        </w:rPr>
-        <w:t>。 耶稣一直是神的儿子，即使在我们这个时代的开始之前，在世界创造之前。 当耶稣来到地上的时候，祂出生，也成为人。</w:t>
+      <w:hyperlink r:id="rId20">
+        <w:r>
+          <w:rPr>
+            <w:lang w:val="zh_CN" w:bidi="zh_CN"/>
+          </w:rPr>
+          <w:rPr>
+            <w:color w:val="0000EE"/>
+            <w:u w:val="single"/>
+          </w:rPr>
+          <w:t>mp3 file</w:t>
+        </w:r>
+      </w:hyperlink>
+      <w:r>
+        <w:rPr>
+          <w:lang w:val="zh_CN" w:bidi="zh_CN"/>
+        </w:rPr>
+        <w:t xml:space="preserve"> (None KB)</w:t>
+      </w:r>
+      <w:r>
+        <w:rPr>
+          <w:lang w:val="zh_CN" w:bidi="zh_CN"/>
+        </w:rPr>
+      </w:r>
+      <w:r>
+        <w:rPr>
+          <w:lang w:val="zh_CN" w:bidi="zh_CN"/>
+        </w:rPr>
       </w:r>
     </w:p>
     <w:p>
@@ -446,47 +534,21 @@
           <w:lang w:val="zh_CN" w:bidi="zh_CN"/>
         </w:rPr>
       </w:r>
-      <w:r>
-        <w:rPr>
-          <w:lang w:val="zh_CN" w:bidi="zh_CN"/>
-        </w:rPr>
-        <w:t>在新约中，当人们称耶稣为神的儿子时，这有时是另一种说耶稣是</w:t>
-      </w:r>
-      <w:r>
-        <w:rPr>
-          <w:lang w:val="zh_CN" w:bidi="zh_CN"/>
-        </w:rPr>
-        <w:t>弥赛亚</w:t>
-      </w:r>
-      <w:r>
-        <w:rPr>
-          <w:lang w:val="zh_CN" w:bidi="zh_CN"/>
-        </w:rPr>
-        <w:t>、</w:t>
-      </w:r>
-      <w:r>
-        <w:rPr>
-          <w:lang w:val="zh_CN" w:bidi="zh_CN"/>
-        </w:rPr>
-        <w:t>基督</w:t>
-      </w:r>
-      <w:r>
-        <w:rPr>
-          <w:lang w:val="zh_CN" w:bidi="zh_CN"/>
-        </w:rPr>
-        <w:t>，应许的王和</w:t>
-      </w:r>
-      <w:r>
-        <w:rPr>
-          <w:lang w:val="zh_CN" w:bidi="zh_CN"/>
-        </w:rPr>
-        <w:t>救主</w:t>
-      </w:r>
-      <w:r>
-        <w:rPr>
-          <w:lang w:val="zh_CN" w:bidi="zh_CN"/>
-        </w:rPr>
-        <w:t>的方式。</w:t>
+    </w:p>
+    <w:p>
+      <w:pPr>
+        <w:pStyle w:val="Heading2"/>
+      </w:pPr>
+      <w:r>
+        <w:rPr>
+          <w:lang w:val="zh_CN" w:bidi="zh_CN"/>
+        </w:rPr>
+        <w:t>神的国</w:t>
+      </w:r>
+      <w:r>
+        <w:rPr>
+          <w:lang w:val="zh_CN" w:bidi="zh_CN"/>
+        </w:rPr>
       </w:r>
     </w:p>
     <w:p>
@@ -498,32 +560,65 @@
       </w:r>
       <w:r>
         <w:rPr>
-          <w:lang w:val="zh_CN" w:bidi="zh_CN"/>
-        </w:rPr>
-        <w:t>当人们开始相信基督时，神接受他们为子女。因此，圣经有时使用"神的</w:t>
-      </w:r>
-      <w:r>
-        <w:rPr>
-          <w:i/>
-          <w:lang w:val="zh_CN" w:bidi="zh_CN"/>
-        </w:rPr>
-        <w:t>儿子</w:t>
-      </w:r>
-      <w:r>
-        <w:rPr>
-          <w:lang w:val="zh_CN" w:bidi="zh_CN"/>
-        </w:rPr>
-        <w:t>"这个词来描述信靠并跟随耶稣的人。</w:t>
-      </w:r>
-      <w:r>
-        <w:rPr>
-          <w:lang w:val="zh_CN" w:bidi="zh_CN"/>
-        </w:rPr>
-      </w:r>
-      <w:r>
-        <w:rPr>
-          <w:lang w:val="zh_CN" w:bidi="zh_CN"/>
-        </w:rPr>
+          <w:b/>
+          <w:lang w:val="zh_CN" w:bidi="zh_CN"/>
+        </w:rPr>
+        <w:t>神的国</w:t>
+      </w:r>
+      <w:r>
+        <w:rPr>
+          <w:lang w:val="zh_CN" w:bidi="zh_CN"/>
+        </w:rPr>
+        <w:t>和</w:t>
+      </w:r>
+      <w:r>
+        <w:rPr>
+          <w:b/>
+          <w:lang w:val="zh_CN" w:bidi="zh_CN"/>
+        </w:rPr>
+        <w:t>天国</w:t>
+      </w:r>
+      <w:r>
+        <w:rPr>
+          <w:lang w:val="zh_CN" w:bidi="zh_CN"/>
+        </w:rPr>
+        <w:t>是同一件事。 因为在后来的时代，</w:t>
+      </w:r>
+      <w:hyperlink r:id="rId21">
+        <w:r>
+          <w:rPr>
+            <w:lang w:val="zh_CN" w:bidi="zh_CN"/>
+          </w:rPr>
+          <w:rPr>
+            <w:color w:val="0000EE"/>
+            <w:u w:val="single"/>
+          </w:rPr>
+          <w:t>犹太人</w:t>
+        </w:r>
+      </w:hyperlink>
+      <w:r>
+        <w:rPr>
+          <w:lang w:val="zh_CN" w:bidi="zh_CN"/>
+        </w:rPr>
+        <w:t>认为说出神的名字是不敬的，所以他们想要说神的时候，有时他们会说</w:t>
+      </w:r>
+      <w:hyperlink r:id="rId22">
+        <w:r>
+          <w:rPr>
+            <w:lang w:val="zh_CN" w:bidi="zh_CN"/>
+          </w:rPr>
+          <w:rPr>
+            <w:color w:val="0000EE"/>
+            <w:u w:val="single"/>
+          </w:rPr>
+          <w:t>天</w:t>
+        </w:r>
+      </w:hyperlink>
+      <w:r>
+        <w:rPr>
+          <w:lang w:val="zh_CN" w:bidi="zh_CN"/>
+        </w:rPr>
+        <w:t>。</w:t>
       </w:r>
     </w:p>
     <w:p>
@@ -533,21 +628,65 @@
           <w:lang w:val="zh_CN" w:bidi="zh_CN"/>
         </w:rPr>
       </w:r>
-    </w:p>
-    <w:p>
-      <w:pPr>
-        <w:pStyle w:val="Heading2"/>
-      </w:pPr>
-      <w:r>
-        <w:rPr>
-          <w:lang w:val="zh_CN" w:bidi="zh_CN"/>
-        </w:rPr>
-        <w:t>神的国</w:t>
-      </w:r>
-      <w:r>
-        <w:rPr>
-          <w:lang w:val="zh_CN" w:bidi="zh_CN"/>
-        </w:rPr>
+      <w:r>
+        <w:rPr>
+          <w:lang w:val="zh_CN" w:bidi="zh_CN"/>
+        </w:rPr>
+        <w:t>一个</w:t>
+      </w:r>
+      <w:hyperlink r:id="rId23">
+        <w:r>
+          <w:rPr>
+            <w:lang w:val="zh_CN" w:bidi="zh_CN"/>
+          </w:rPr>
+          <w:rPr>
+            <w:color w:val="0000EE"/>
+            <w:u w:val="single"/>
+          </w:rPr>
+          <w:t>王</w:t>
+        </w:r>
+      </w:hyperlink>
+      <w:r>
+        <w:rPr>
+          <w:lang w:val="zh_CN" w:bidi="zh_CN"/>
+        </w:rPr>
+        <w:t>是一群人的统治者。 在一个王</w:t>
+      </w:r>
+      <w:hyperlink r:id="rId24">
+        <w:r>
+          <w:rPr>
+            <w:lang w:val="zh_CN" w:bidi="zh_CN"/>
+          </w:rPr>
+          <w:rPr>
+            <w:color w:val="0000EE"/>
+            <w:u w:val="single"/>
+          </w:rPr>
+          <w:t>权柄</w:t>
+        </w:r>
+      </w:hyperlink>
+      <w:r>
+        <w:rPr>
+          <w:lang w:val="zh_CN" w:bidi="zh_CN"/>
+        </w:rPr>
+        <w:t>之下的土地被称为他的</w:t>
+      </w:r>
+      <w:hyperlink r:id="rId25">
+        <w:r>
+          <w:rPr>
+            <w:lang w:val="zh_CN" w:bidi="zh_CN"/>
+          </w:rPr>
+          <w:rPr>
+            <w:color w:val="0000EE"/>
+            <w:u w:val="single"/>
+          </w:rPr>
+          <w:t>国</w:t>
+        </w:r>
+      </w:hyperlink>
+      <w:r>
+        <w:rPr>
+          <w:lang w:val="zh_CN" w:bidi="zh_CN"/>
+        </w:rPr>
+        <w:t>。 但国这个词也可以指在王权柄之下的人民。 当你说一个国非常大时，这可以意味着这个国中有很多人，或者它可以意味着这个王的领土非常大。 但国这个词也指王的统治。 当你说一个王的国永远不会终结时，你的意思是说这个王永远不会停止统治。 当圣经谈到神的国时，这特别指神的统治。</w:t>
       </w:r>
     </w:p>
     <w:p>
@@ -559,53 +698,27 @@
       </w:r>
       <w:r>
         <w:rPr>
-          <w:b/>
-          <w:lang w:val="zh_CN" w:bidi="zh_CN"/>
-        </w:rPr>
-        <w:t>神的国</w:t>
-      </w:r>
-      <w:r>
-        <w:rPr>
-          <w:lang w:val="zh_CN" w:bidi="zh_CN"/>
-        </w:rPr>
-        <w:t>和</w:t>
-      </w:r>
-      <w:r>
-        <w:rPr>
-          <w:b/>
-          <w:lang w:val="zh_CN" w:bidi="zh_CN"/>
-        </w:rPr>
-        <w:t>天国</w:t>
-      </w:r>
-      <w:r>
-        <w:rPr>
-          <w:lang w:val="zh_CN" w:bidi="zh_CN"/>
-        </w:rPr>
-        <w:t>是同一件事。 因为在后来的时代，</w:t>
-      </w:r>
-      <w:r>
-        <w:rPr>
-          <w:lang w:val="zh_CN" w:bidi="zh_CN"/>
-        </w:rPr>
-        <w:t>犹太人</w:t>
-      </w:r>
-      <w:r>
-        <w:rPr>
-          <w:lang w:val="zh_CN" w:bidi="zh_CN"/>
-        </w:rPr>
-        <w:t>认为说出神的名字是不敬的，所以他们想要说神的时候，有时他们会说</w:t>
-      </w:r>
-      <w:r>
-        <w:rPr>
-          <w:lang w:val="zh_CN" w:bidi="zh_CN"/>
-        </w:rPr>
-        <w:t>天</w:t>
-      </w:r>
-      <w:r>
-        <w:rPr>
-          <w:lang w:val="zh_CN" w:bidi="zh_CN"/>
-        </w:rPr>
-        <w:t>。</w:t>
+          <w:lang w:val="zh_CN" w:bidi="zh_CN"/>
+        </w:rPr>
+        <w:t>神是全世界的王。 整个受造界都是祂的国。 在旧约中，</w:t>
+      </w:r>
+      <w:hyperlink r:id="rId26">
+        <w:r>
+          <w:rPr>
+            <w:lang w:val="zh_CN" w:bidi="zh_CN"/>
+          </w:rPr>
+          <w:rPr>
+            <w:color w:val="0000EE"/>
+            <w:u w:val="single"/>
+          </w:rPr>
+          <w:t>以色列</w:t>
+        </w:r>
+      </w:hyperlink>
+      <w:r>
+        <w:rPr>
+          <w:lang w:val="zh_CN" w:bidi="zh_CN"/>
+        </w:rPr>
+        <w:t>民特别被称为神的国。 有一些人类的王曾统治以色列，但他们要向神负责。 神是至高的王，万王之王！</w:t>
       </w:r>
     </w:p>
     <w:p>
@@ -619,43 +732,97 @@
         <w:rPr>
           <w:lang w:val="zh_CN" w:bidi="zh_CN"/>
         </w:rPr>
-        <w:t>一个</w:t>
-      </w:r>
-      <w:r>
-        <w:rPr>
-          <w:lang w:val="zh_CN" w:bidi="zh_CN"/>
-        </w:rPr>
-        <w:t>王</w:t>
-      </w:r>
-      <w:r>
-        <w:rPr>
-          <w:lang w:val="zh_CN" w:bidi="zh_CN"/>
-        </w:rPr>
-        <w:t>是一群人的统治者。 在一个王</w:t>
-      </w:r>
-      <w:r>
-        <w:rPr>
-          <w:lang w:val="zh_CN" w:bidi="zh_CN"/>
-        </w:rPr>
-        <w:t>权柄</w:t>
-      </w:r>
-      <w:r>
-        <w:rPr>
-          <w:lang w:val="zh_CN" w:bidi="zh_CN"/>
-        </w:rPr>
-        <w:t>之下的土地被称为他的</w:t>
-      </w:r>
-      <w:r>
-        <w:rPr>
-          <w:lang w:val="zh_CN" w:bidi="zh_CN"/>
-        </w:rPr>
-        <w:t>国</w:t>
-      </w:r>
-      <w:r>
-        <w:rPr>
-          <w:lang w:val="zh_CN" w:bidi="zh_CN"/>
-        </w:rPr>
-        <w:t>。 但国这个词也可以指在王权柄之下的人民。 当你说一个国非常大时，这可以意味着这个国中有很多人，或者它可以意味着这个王的领土非常大。 但国这个词也指王的统治。 当你说一个王的国永远不会终结时，你的意思是说这个王永远不会停止统治。 当圣经谈到神的国时，这特别指神的统治。</w:t>
+        <w:t>但神的国里的人并不顺服神，甚至连</w:t>
+      </w:r>
+      <w:hyperlink r:id="rId27">
+        <w:r>
+          <w:rPr>
+            <w:lang w:val="zh_CN" w:bidi="zh_CN"/>
+          </w:rPr>
+          <w:rPr>
+            <w:color w:val="0000EE"/>
+            <w:u w:val="single"/>
+          </w:rPr>
+          <w:t>以色列人</w:t>
+        </w:r>
+      </w:hyperlink>
+      <w:r>
+        <w:rPr>
+          <w:lang w:val="zh_CN" w:bidi="zh_CN"/>
+        </w:rPr>
+        <w:t xml:space="preserve">也不顺服。 </w:t>
+      </w:r>
+      <w:hyperlink r:id="rId28">
+        <w:r>
+          <w:rPr>
+            <w:lang w:val="zh_CN" w:bidi="zh_CN"/>
+          </w:rPr>
+          <w:rPr>
+            <w:color w:val="0000EE"/>
+            <w:u w:val="single"/>
+          </w:rPr>
+          <w:t>先知们</w:t>
+        </w:r>
+      </w:hyperlink>
+      <w:r>
+        <w:rPr>
+          <w:lang w:val="zh_CN" w:bidi="zh_CN"/>
+        </w:rPr>
+        <w:t>将神的信息传达给百姓，他们告诉以色列人，有一天神会来，建立祂的国，直到永远。 当那发生时，所有人都会顺服神并顺服祂。 世界各地的所有人以及所有受造物都将活在一个与神的正确</w:t>
+      </w:r>
+      <w:hyperlink r:id="rId29">
+        <w:r>
+          <w:rPr>
+            <w:lang w:val="zh_CN" w:bidi="zh_CN"/>
+          </w:rPr>
+          <w:rPr>
+            <w:color w:val="0000EE"/>
+            <w:u w:val="single"/>
+          </w:rPr>
+          <w:t>关系</w:t>
+        </w:r>
+      </w:hyperlink>
+      <w:r>
+        <w:rPr>
+          <w:lang w:val="zh_CN" w:bidi="zh_CN"/>
+        </w:rPr>
+        <w:t>之中。 不会再有痛苦或</w:t>
+      </w:r>
+      <w:hyperlink r:id="rId30">
+        <w:r>
+          <w:rPr>
+            <w:lang w:val="zh_CN" w:bidi="zh_CN"/>
+          </w:rPr>
+          <w:rPr>
+            <w:color w:val="0000EE"/>
+            <w:u w:val="single"/>
+          </w:rPr>
+          <w:t>邪恶</w:t>
+        </w:r>
+      </w:hyperlink>
+      <w:r>
+        <w:rPr>
+          <w:lang w:val="zh_CN" w:bidi="zh_CN"/>
+        </w:rPr>
+        <w:t>。 以色列民希望并</w:t>
+      </w:r>
+      <w:hyperlink r:id="rId31">
+        <w:r>
+          <w:rPr>
+            <w:lang w:val="zh_CN" w:bidi="zh_CN"/>
+          </w:rPr>
+          <w:rPr>
+            <w:color w:val="0000EE"/>
+            <w:u w:val="single"/>
+          </w:rPr>
+          <w:t>祈祷</w:t>
+        </w:r>
+      </w:hyperlink>
+      <w:r>
+        <w:rPr>
+          <w:lang w:val="zh_CN" w:bidi="zh_CN"/>
+        </w:rPr>
+        <w:t>这个完美的国的来临。</w:t>
       </w:r>
     </w:p>
     <w:p>
@@ -669,19 +836,38 @@
         <w:rPr>
           <w:lang w:val="zh_CN" w:bidi="zh_CN"/>
         </w:rPr>
-        <w:t>神是全世界的王。 整个受造界都是祂的国。 在旧约中，</w:t>
-      </w:r>
-      <w:r>
-        <w:rPr>
-          <w:lang w:val="zh_CN" w:bidi="zh_CN"/>
-        </w:rPr>
-        <w:t>以色列</w:t>
-      </w:r>
-      <w:r>
-        <w:rPr>
-          <w:lang w:val="zh_CN" w:bidi="zh_CN"/>
-        </w:rPr>
-        <w:t>民特别被称为神的国。 有一些人类的王曾统治以色列，但他们要向神负责。 神是至高的王，万王之王！</w:t>
+        <w:t>耶稣告诉人们，神的国近了；这意味着神完美的统治很快就会开始。 耶稣甚至几次说神的国</w:t>
+      </w:r>
+      <w:r>
+        <w:rPr>
+          <w:i/>
+          <w:lang w:val="zh_CN" w:bidi="zh_CN"/>
+        </w:rPr>
+        <w:t>已经到了</w:t>
+      </w:r>
+      <w:r>
+        <w:rPr>
+          <w:lang w:val="zh_CN" w:bidi="zh_CN"/>
+        </w:rPr>
+        <w:t>！ 耶稣所行的</w:t>
+      </w:r>
+      <w:hyperlink r:id="rId32">
+        <w:r>
+          <w:rPr>
+            <w:lang w:val="zh_CN" w:bidi="zh_CN"/>
+          </w:rPr>
+          <w:rPr>
+            <w:color w:val="0000EE"/>
+            <w:u w:val="single"/>
+          </w:rPr>
+          <w:t>神迹、奇事、异能</w:t>
+        </w:r>
+      </w:hyperlink>
+      <w:r>
+        <w:rPr>
+          <w:lang w:val="zh_CN" w:bidi="zh_CN"/>
+        </w:rPr>
+        <w:t>证明神已经作为王在统治。 一旦有人开始信靠耶稣，他们就"进入了神的国"！ 他们成为神的子民，接受神为他们的王。</w:t>
       </w:r>
     </w:p>
     <w:p>
@@ -695,67 +881,43 @@
         <w:rPr>
           <w:lang w:val="zh_CN" w:bidi="zh_CN"/>
         </w:rPr>
-        <w:t>但神的国里的人并不顺服神，甚至连</w:t>
-      </w:r>
-      <w:r>
-        <w:rPr>
-          <w:lang w:val="zh_CN" w:bidi="zh_CN"/>
-        </w:rPr>
-        <w:t>以色列人</w:t>
-      </w:r>
-      <w:r>
-        <w:rPr>
-          <w:lang w:val="zh_CN" w:bidi="zh_CN"/>
-        </w:rPr>
-        <w:t xml:space="preserve">也不顺服。 </w:t>
-      </w:r>
-      <w:r>
-        <w:rPr>
-          <w:lang w:val="zh_CN" w:bidi="zh_CN"/>
-        </w:rPr>
-        <w:t>先知们</w:t>
-      </w:r>
-      <w:r>
-        <w:rPr>
-          <w:lang w:val="zh_CN" w:bidi="zh_CN"/>
-        </w:rPr>
-        <w:t>将神的信息传达给百姓，他们告诉以色列人，有一天神会来，建立祂的国，直到永远。 当那发生时，所有人都会顺服神并顺服祂。 世界各地的所有人以及所有受造物都将活在一个与神的正确</w:t>
-      </w:r>
-      <w:r>
-        <w:rPr>
-          <w:lang w:val="zh_CN" w:bidi="zh_CN"/>
-        </w:rPr>
-        <w:t>关系</w:t>
-      </w:r>
-      <w:r>
-        <w:rPr>
-          <w:lang w:val="zh_CN" w:bidi="zh_CN"/>
-        </w:rPr>
-        <w:t>之中。 不会再有痛苦或</w:t>
-      </w:r>
-      <w:r>
-        <w:rPr>
-          <w:lang w:val="zh_CN" w:bidi="zh_CN"/>
-        </w:rPr>
-        <w:t>邪恶</w:t>
-      </w:r>
-      <w:r>
-        <w:rPr>
-          <w:lang w:val="zh_CN" w:bidi="zh_CN"/>
-        </w:rPr>
-        <w:t>。 以色列民希望并</w:t>
-      </w:r>
-      <w:r>
-        <w:rPr>
-          <w:lang w:val="zh_CN" w:bidi="zh_CN"/>
-        </w:rPr>
-        <w:t>祈祷</w:t>
-      </w:r>
-      <w:r>
-        <w:rPr>
-          <w:lang w:val="zh_CN" w:bidi="zh_CN"/>
-        </w:rPr>
-        <w:t>这个完美的国的来临。</w:t>
+        <w:t>但我们尚不能完全看到神在统治。 人们仍然会生病，犯</w:t>
+      </w:r>
+      <w:hyperlink r:id="rId33">
+        <w:r>
+          <w:rPr>
+            <w:lang w:val="zh_CN" w:bidi="zh_CN"/>
+          </w:rPr>
+          <w:rPr>
+            <w:color w:val="0000EE"/>
+            <w:u w:val="single"/>
+          </w:rPr>
+          <w:t>罪</w:t>
+        </w:r>
+      </w:hyperlink>
+      <w:r>
+        <w:rPr>
+          <w:lang w:val="zh_CN" w:bidi="zh_CN"/>
+        </w:rPr>
+        <w:t xml:space="preserve">，并发动战争。 </w:t>
+      </w:r>
+      <w:hyperlink r:id="rId34">
+        <w:r>
+          <w:rPr>
+            <w:lang w:val="zh_CN" w:bidi="zh_CN"/>
+          </w:rPr>
+          <w:rPr>
+            <w:color w:val="0000EE"/>
+            <w:u w:val="single"/>
+          </w:rPr>
+          <w:t>撒但</w:t>
+        </w:r>
+      </w:hyperlink>
+      <w:r>
+        <w:rPr>
+          <w:lang w:val="zh_CN" w:bidi="zh_CN"/>
+        </w:rPr>
+        <w:t>，神的仇敌仍然试图摧毁神的作为。 仍然会发生导致人们死亡的自然灾害。</w:t>
       </w:r>
     </w:p>
     <w:p>
@@ -769,32 +931,7 @@
         <w:rPr>
           <w:lang w:val="zh_CN" w:bidi="zh_CN"/>
         </w:rPr>
-        <w:t>耶稣告诉人们，神的国近了；这意味着神完美的统治很快就会开始。 耶稣甚至几次说神的国</w:t>
-      </w:r>
-      <w:r>
-        <w:rPr>
-          <w:i/>
-          <w:lang w:val="zh_CN" w:bidi="zh_CN"/>
-        </w:rPr>
-        <w:t>已经到了</w:t>
-      </w:r>
-      <w:r>
-        <w:rPr>
-          <w:lang w:val="zh_CN" w:bidi="zh_CN"/>
-        </w:rPr>
-        <w:t>！ 耶稣所行的</w:t>
-      </w:r>
-      <w:r>
-        <w:rPr>
-          <w:lang w:val="zh_CN" w:bidi="zh_CN"/>
-        </w:rPr>
-        <w:t>神迹、奇事、异能</w:t>
-      </w:r>
-      <w:r>
-        <w:rPr>
-          <w:lang w:val="zh_CN" w:bidi="zh_CN"/>
-        </w:rPr>
-        <w:t>证明神已经作为王在统治。 一旦有人开始信靠耶稣，他们就"进入了神的国"！ 他们成为神的子民，接受神为他们的王。</w:t>
+        <w:t>因此，耶稣也应许还有更多的事情会发生。 有一天，撒但会被永远打败，耶稣会回到世上，每个人都会顺服祂的统治。 神会恢复一切。 神完美的国会真正开始。</w:t>
       </w:r>
     </w:p>
     <w:p>
@@ -808,31 +945,43 @@
         <w:rPr>
           <w:lang w:val="zh_CN" w:bidi="zh_CN"/>
         </w:rPr>
-        <w:t>但我们尚不能完全看到神在统治。 人们仍然会生病，犯</w:t>
-      </w:r>
-      <w:r>
-        <w:rPr>
-          <w:lang w:val="zh_CN" w:bidi="zh_CN"/>
-        </w:rPr>
-        <w:t>罪</w:t>
-      </w:r>
-      <w:r>
-        <w:rPr>
-          <w:lang w:val="zh_CN" w:bidi="zh_CN"/>
-        </w:rPr>
-        <w:t xml:space="preserve">，并发动战争。 </w:t>
-      </w:r>
-      <w:r>
-        <w:rPr>
-          <w:lang w:val="zh_CN" w:bidi="zh_CN"/>
-        </w:rPr>
-        <w:t>撒但</w:t>
-      </w:r>
-      <w:r>
-        <w:rPr>
-          <w:lang w:val="zh_CN" w:bidi="zh_CN"/>
-        </w:rPr>
-        <w:t>，神的仇敌仍然试图摧毁神的作为。 仍然会发生导致人们死亡的自然灾害。</w:t>
+        <w:t>耶稣时代的人认为，当神的国来临时，以色列会被恢复为一个政治上的</w:t>
+      </w:r>
+      <w:hyperlink r:id="rId35">
+        <w:r>
+          <w:rPr>
+            <w:lang w:val="zh_CN" w:bidi="zh_CN"/>
+          </w:rPr>
+          <w:rPr>
+            <w:color w:val="0000EE"/>
+            <w:u w:val="single"/>
+          </w:rPr>
+          <w:t>国</w:t>
+        </w:r>
+      </w:hyperlink>
+      <w:r>
+        <w:rPr>
+          <w:lang w:val="zh_CN" w:bidi="zh_CN"/>
+        </w:rPr>
+        <w:t>。 耶稣解释了神的国如何与他们的预期所不同。 耶稣解释说，神的国与人们跟随神作他们的王并顺服神有关。 耶稣知道这很难理解，祂甚至告诉祂的</w:t>
+      </w:r>
+      <w:hyperlink r:id="rId36">
+        <w:r>
+          <w:rPr>
+            <w:lang w:val="zh_CN" w:bidi="zh_CN"/>
+          </w:rPr>
+          <w:rPr>
+            <w:color w:val="0000EE"/>
+            <w:u w:val="single"/>
+          </w:rPr>
+          <w:t>门徒们</w:t>
+        </w:r>
+      </w:hyperlink>
+      <w:r>
+        <w:rPr>
+          <w:lang w:val="zh_CN" w:bidi="zh_CN"/>
+        </w:rPr>
+        <w:t>，神的国度就像一个奥秘。</w:t>
       </w:r>
     </w:p>
     <w:p>
@@ -846,7 +995,25 @@
         <w:rPr>
           <w:lang w:val="zh_CN" w:bidi="zh_CN"/>
         </w:rPr>
-        <w:t>因此，耶稣也应许还有更多的事情会发生。 有一天，撒但会被永远打败，耶稣会回到世上，每个人都会顺服祂的统治。 神会恢复一切。 神完美的国会真正开始。</w:t>
+        <w:t>耶稣通过讲故事或</w:t>
+      </w:r>
+      <w:hyperlink r:id="rId37">
+        <w:r>
+          <w:rPr>
+            <w:lang w:val="zh_CN" w:bidi="zh_CN"/>
+          </w:rPr>
+          <w:rPr>
+            <w:color w:val="0000EE"/>
+            <w:u w:val="single"/>
+          </w:rPr>
+          <w:t>比喻</w:t>
+        </w:r>
+      </w:hyperlink>
+      <w:r>
+        <w:rPr>
+          <w:lang w:val="zh_CN" w:bidi="zh_CN"/>
+        </w:rPr>
+        <w:t>来教导人们关于神的国。 祂经常讲故事，以"神的国就像……"作为开头。 每个故事都告诉人们更多关于神的国里的事情是如何运作的。 这通常向人们表明，在神的国里，事情可能与他们的预期完全相反！ 对地上的人来说很重要的事情，比如变得富有，在社会上拥有高的地位，或者是有权力，在神的国里一点都不重要。 相反，那些世界上最贫穷或最没有权力的人，将会是神的国中最重要的人。</w:t>
       </w:r>
     </w:p>
     <w:p>
@@ -860,31 +1027,25 @@
         <w:rPr>
           <w:lang w:val="zh_CN" w:bidi="zh_CN"/>
         </w:rPr>
-        <w:t>耶稣时代的人认为，当神的国来临时，以色列会被恢复为一个政治上的</w:t>
-      </w:r>
-      <w:r>
-        <w:rPr>
-          <w:lang w:val="zh_CN" w:bidi="zh_CN"/>
-        </w:rPr>
-        <w:t>国</w:t>
-      </w:r>
-      <w:r>
-        <w:rPr>
-          <w:lang w:val="zh_CN" w:bidi="zh_CN"/>
-        </w:rPr>
-        <w:t>。 耶稣解释了神的国如何与他们的预期所不同。 耶稣解释说，神的国与人们跟随神作他们的王并顺服神有关。 耶稣知道这很难理解，祂甚至告诉祂的</w:t>
-      </w:r>
-      <w:r>
-        <w:rPr>
-          <w:lang w:val="zh_CN" w:bidi="zh_CN"/>
-        </w:rPr>
-        <w:t>门徒们</w:t>
-      </w:r>
-      <w:r>
-        <w:rPr>
-          <w:lang w:val="zh_CN" w:bidi="zh_CN"/>
-        </w:rPr>
-        <w:t>，神的国度就像一个奥秘。</w:t>
+        <w:t>耶稣的许多比喻都将神的国描述为一场盛宴或一顿饭。 当人们一起吃饭时，他们彼此之间就会有一个良好的关系，耶稣想表明神的国就是要与神有一个良好的</w:t>
+      </w:r>
+      <w:hyperlink r:id="rId29">
+        <w:r>
+          <w:rPr>
+            <w:lang w:val="zh_CN" w:bidi="zh_CN"/>
+          </w:rPr>
+          <w:rPr>
+            <w:color w:val="0000EE"/>
+            <w:u w:val="single"/>
+          </w:rPr>
+          <w:t>关系</w:t>
+        </w:r>
+      </w:hyperlink>
+      <w:r>
+        <w:rPr>
+          <w:lang w:val="zh_CN" w:bidi="zh_CN"/>
+        </w:rPr>
+        <w:t>。 如果我们现在让耶稣在我们生命中作王，与神建立一个良好的关系，我们也将永远与神一起生活在有一天会到来的完美的国里。</w:t>
       </w:r>
     </w:p>
     <w:p>
@@ -898,19 +1059,25 @@
         <w:rPr>
           <w:lang w:val="zh_CN" w:bidi="zh_CN"/>
         </w:rPr>
-        <w:t>耶稣通过讲故事或</w:t>
-      </w:r>
-      <w:r>
-        <w:rPr>
-          <w:lang w:val="zh_CN" w:bidi="zh_CN"/>
-        </w:rPr>
-        <w:t>比喻</w:t>
-      </w:r>
-      <w:r>
-        <w:rPr>
-          <w:lang w:val="zh_CN" w:bidi="zh_CN"/>
-        </w:rPr>
-        <w:t>来教导人们关于神的国。 祂经常讲故事，以"神的国就像……"作为开头。 每个故事都告诉人们更多关于神的国里的事情是如何运作的。 这通常向人们表明，在神的国里，事情可能与他们的预期完全相反！ 对地上的人来说很重要的事情，比如变得富有，在社会上拥有高的地位，或者是有权力，在神的国里一点都不重要。 相反，那些世界上最贫穷或最没有权力的人，将会是神的国中最重要的人。</w:t>
+        <w:t xml:space="preserve">新约中的一些经文说神是王，一些经文说耶稣是王。 因为耶稣也是神，所以两者都是真的。 </w:t>
+      </w:r>
+      <w:hyperlink r:id="rId38">
+        <w:r>
+          <w:rPr>
+            <w:lang w:val="zh_CN" w:bidi="zh_CN"/>
+          </w:rPr>
+          <w:rPr>
+            <w:color w:val="0000EE"/>
+            <w:u w:val="single"/>
+          </w:rPr>
+          <w:t>使徒</w:t>
+        </w:r>
+      </w:hyperlink>
+      <w:r>
+        <w:rPr>
+          <w:lang w:val="zh_CN" w:bidi="zh_CN"/>
+        </w:rPr>
+        <w:t>保罗在他给哥林多人的信中说，耶稣是王，当耶稣完全击败所有仇敌时，耶稣会把国交给神。</w:t>
       </w:r>
     </w:p>
     <w:p>
@@ -924,19 +1091,17 @@
         <w:rPr>
           <w:lang w:val="zh_CN" w:bidi="zh_CN"/>
         </w:rPr>
-        <w:t>耶稣的许多比喻都将神的国描述为一场盛宴或一顿饭。 当人们一起吃饭时，他们彼此之间就会有一个良好的关系，耶稣想表明神的国就是要与神有一个良好的</w:t>
-      </w:r>
-      <w:r>
-        <w:rPr>
-          <w:lang w:val="zh_CN" w:bidi="zh_CN"/>
-        </w:rPr>
-        <w:t>关系</w:t>
-      </w:r>
-      <w:r>
-        <w:rPr>
-          <w:lang w:val="zh_CN" w:bidi="zh_CN"/>
-        </w:rPr>
-        <w:t>。 如果我们现在让耶稣在我们生命中作王，与神建立一个良好的关系，我们也将永远与神一起生活在有一天会到来的完美的国里。</w:t>
+        <w:t>因此，总而言之，神的国并不是指一个实体的地方，像是地上某个地方的一个国家。 神的国特别指神的统治。 神的国是神掌权的任何地方，在那里人们顺服祂并与祂活在正确的关系中。 与此同时，神的国尚未完全降临。 并不是每个人都顺服神的旨意。 有一天，耶稣会回来，并在神完美的国中统治整个世界和受造界。 在神完美的国里不会再有痛苦或邪恶，所有人和所有受造物都会顺服祂。</w:t>
+      </w:r>
+      <w:r>
+        <w:rPr>
+          <w:lang w:val="zh_CN" w:bidi="zh_CN"/>
+        </w:rPr>
+      </w:r>
+      <w:r>
+        <w:rPr>
+          <w:lang w:val="zh_CN" w:bidi="zh_CN"/>
+        </w:rPr>
       </w:r>
     </w:p>
     <w:p>
@@ -946,23 +1111,32 @@
           <w:lang w:val="zh_CN" w:bidi="zh_CN"/>
         </w:rPr>
       </w:r>
-      <w:r>
-        <w:rPr>
-          <w:lang w:val="zh_CN" w:bidi="zh_CN"/>
-        </w:rPr>
-        <w:t xml:space="preserve">新约中的一些经文说神是王，一些经文说耶稣是王。 因为耶稣也是神，所以两者都是真的。 </w:t>
-      </w:r>
-      <w:r>
-        <w:rPr>
-          <w:lang w:val="zh_CN" w:bidi="zh_CN"/>
-        </w:rPr>
-        <w:t>使徒</w:t>
-      </w:r>
-      <w:r>
-        <w:rPr>
-          <w:lang w:val="zh_CN" w:bidi="zh_CN"/>
-        </w:rPr>
-        <w:t>保罗在他给哥林多人的信中说，耶稣是王，当耶稣完全击败所有仇敌时，耶稣会把国交给神。</w:t>
+    </w:p>
+    <w:p>
+      <w:pPr>
+        <w:pStyle w:val="Heading2"/>
+      </w:pPr>
+      <w:r>
+        <w:rPr>
+          <w:lang w:val="zh_CN" w:bidi="zh_CN"/>
+        </w:rPr>
+        <w:t>神的国</w:t>
+      </w:r>
+      <w:r>
+        <w:rPr>
+          <w:lang w:val="zh_CN" w:bidi="zh_CN"/>
+        </w:rPr>
+      </w:r>
+    </w:p>
+    <w:p>
+      <w:pPr>
+        <w:pStyle w:val="Heading4"/>
+      </w:pPr>
+      <w:r>
+        <w:rPr>
+          <w:lang w:val="zh_CN" w:bidi="zh_CN"/>
+        </w:rPr>
+        <w:t>Audio Content</w:t>
       </w:r>
     </w:p>
     <w:p>
@@ -972,11 +1146,23 @@
           <w:lang w:val="zh_CN" w:bidi="zh_CN"/>
         </w:rPr>
       </w:r>
-      <w:r>
-        <w:rPr>
-          <w:lang w:val="zh_CN" w:bidi="zh_CN"/>
-        </w:rPr>
-        <w:t>因此，总而言之，神的国并不是指一个实体的地方，像是地上某个地方的一个国家。 神的国特别指神的统治。 神的国是神掌权的任何地方，在那里人们顺服祂并与祂活在正确的关系中。 与此同时，神的国尚未完全降临。 并不是每个人都顺服神的旨意。 有一天，耶稣会回来，并在神完美的国中统治整个世界和受造界。 在神完美的国里不会再有痛苦或邪恶，所有人和所有受造物都会顺服祂。</w:t>
+      <w:hyperlink r:id="rId20">
+        <w:r>
+          <w:rPr>
+            <w:lang w:val="zh_CN" w:bidi="zh_CN"/>
+          </w:rPr>
+          <w:rPr>
+            <w:color w:val="0000EE"/>
+            <w:u w:val="single"/>
+          </w:rPr>
+          <w:t>mp3 file</w:t>
+        </w:r>
+      </w:hyperlink>
+      <w:r>
+        <w:rPr>
+          <w:lang w:val="zh_CN" w:bidi="zh_CN"/>
+        </w:rPr>
+        <w:t xml:space="preserve"> (None KB)</w:t>
       </w:r>
       <w:r>
         <w:rPr>
@@ -1033,60 +1219,90 @@
         </w:rPr>
         <w:t>是一种说法，指神在地上与祂的子民同在的地方。 虽然神不需要住在房子里，但神告诉</w:t>
       </w:r>
-      <w:r>
-        <w:rPr>
-          <w:lang w:val="zh_CN" w:bidi="zh_CN"/>
-        </w:rPr>
-        <w:t>以色列人</w:t>
-      </w:r>
+      <w:hyperlink r:id="rId27">
+        <w:r>
+          <w:rPr>
+            <w:lang w:val="zh_CN" w:bidi="zh_CN"/>
+          </w:rPr>
+          <w:rPr>
+            <w:color w:val="0000EE"/>
+            <w:u w:val="single"/>
+          </w:rPr>
+          <w:t>以色列人</w:t>
+        </w:r>
+      </w:hyperlink>
       <w:r>
         <w:rPr>
           <w:lang w:val="zh_CN" w:bidi="zh_CN"/>
         </w:rPr>
         <w:t>，祂会住在他们中间，在他们为祂预备的特别携带式帐篷中与他们相遇。 以色列人称这个帐篷为</w:t>
       </w:r>
-      <w:r>
-        <w:rPr>
-          <w:lang w:val="zh_CN" w:bidi="zh_CN"/>
-        </w:rPr>
-        <w:t>会幕</w:t>
-      </w:r>
+      <w:hyperlink r:id="rId39">
+        <w:r>
+          <w:rPr>
+            <w:lang w:val="zh_CN" w:bidi="zh_CN"/>
+          </w:rPr>
+          <w:rPr>
+            <w:color w:val="0000EE"/>
+            <w:u w:val="single"/>
+          </w:rPr>
+          <w:t>会幕</w:t>
+        </w:r>
+      </w:hyperlink>
       <w:r>
         <w:rPr>
           <w:lang w:val="zh_CN" w:bidi="zh_CN"/>
         </w:rPr>
         <w:t>。 后来，当以色列人在</w:t>
       </w:r>
-      <w:r>
-        <w:rPr>
-          <w:lang w:val="zh_CN" w:bidi="zh_CN"/>
-        </w:rPr>
-        <w:t>应许之地</w:t>
-      </w:r>
+      <w:hyperlink r:id="rId40">
+        <w:r>
+          <w:rPr>
+            <w:lang w:val="zh_CN" w:bidi="zh_CN"/>
+          </w:rPr>
+          <w:rPr>
+            <w:color w:val="0000EE"/>
+            <w:u w:val="single"/>
+          </w:rPr>
+          <w:t>应许之地</w:t>
+        </w:r>
+      </w:hyperlink>
       <w:r>
         <w:rPr>
           <w:lang w:val="zh_CN" w:bidi="zh_CN"/>
         </w:rPr>
         <w:t>定居时，神指示他们为祂建造一座更永久的殿宇，即</w:t>
       </w:r>
-      <w:r>
-        <w:rPr>
-          <w:lang w:val="zh_CN" w:bidi="zh_CN"/>
-        </w:rPr>
-        <w:t>圣殿</w:t>
-      </w:r>
+      <w:hyperlink r:id="rId41">
+        <w:r>
+          <w:rPr>
+            <w:lang w:val="zh_CN" w:bidi="zh_CN"/>
+          </w:rPr>
+          <w:rPr>
+            <w:color w:val="0000EE"/>
+            <w:u w:val="single"/>
+          </w:rPr>
+          <w:t>圣殿</w:t>
+        </w:r>
+      </w:hyperlink>
       <w:r>
         <w:rPr>
           <w:lang w:val="zh_CN" w:bidi="zh_CN"/>
         </w:rPr>
         <w:t>。 人们有时称会幕和圣殿为"神的家"。 今天，</w:t>
       </w:r>
-      <w:r>
-        <w:rPr>
-          <w:lang w:val="zh_CN" w:bidi="zh_CN"/>
-        </w:rPr>
-        <w:t>神的圣灵</w:t>
-      </w:r>
+      <w:hyperlink r:id="rId16">
+        <w:r>
+          <w:rPr>
+            <w:lang w:val="zh_CN" w:bidi="zh_CN"/>
+          </w:rPr>
+          <w:rPr>
+            <w:color w:val="0000EE"/>
+            <w:u w:val="single"/>
+          </w:rPr>
+          <w:t>神的圣灵</w:t>
+        </w:r>
+      </w:hyperlink>
       <w:r>
         <w:rPr>
           <w:lang w:val="zh_CN" w:bidi="zh_CN"/>
@@ -1120,12 +1336,23 @@
         <w:rPr>
           <w:lang w:val="zh_CN" w:bidi="zh_CN"/>
         </w:rPr>
-        <w:t>神迹</w:t>
-      </w:r>
-      <w:r>
-        <w:rPr>
-          <w:lang w:val="zh_CN" w:bidi="zh_CN"/>
-        </w:rPr>
+        <w:t>神的家</w:t>
+      </w:r>
+      <w:r>
+        <w:rPr>
+          <w:lang w:val="zh_CN" w:bidi="zh_CN"/>
+        </w:rPr>
+      </w:r>
+    </w:p>
+    <w:p>
+      <w:pPr>
+        <w:pStyle w:val="Heading4"/>
+      </w:pPr>
+      <w:r>
+        <w:rPr>
+          <w:lang w:val="zh_CN" w:bidi="zh_CN"/>
+        </w:rPr>
+        <w:t>Audio Content</w:t>
       </w:r>
     </w:p>
     <w:p>
@@ -1135,55 +1362,33 @@
           <w:lang w:val="zh_CN" w:bidi="zh_CN"/>
         </w:rPr>
       </w:r>
-      <w:r>
-        <w:rPr>
-          <w:b/>
-          <w:lang w:val="zh_CN" w:bidi="zh_CN"/>
-        </w:rPr>
-        <w:t>神迹</w:t>
-      </w:r>
-      <w:r>
-        <w:rPr>
-          <w:lang w:val="zh_CN" w:bidi="zh_CN"/>
-        </w:rPr>
-        <w:t>，有时被称为</w:t>
-      </w:r>
-      <w:r>
-        <w:rPr>
-          <w:b/>
-          <w:lang w:val="zh_CN" w:bidi="zh_CN"/>
-        </w:rPr>
-        <w:t>奇迹</w:t>
-      </w:r>
-      <w:r>
-        <w:rPr>
-          <w:lang w:val="zh_CN" w:bidi="zh_CN"/>
-        </w:rPr>
-        <w:t>，是非比寻常，令人惊讶并似乎是不可能发生却发生了的事情。 行神迹的人会使一件不寻常、不可能的事发生。 在旧约中，当百姓</w:t>
-      </w:r>
-      <w:r>
-        <w:rPr>
-          <w:lang w:val="zh_CN" w:bidi="zh_CN"/>
-        </w:rPr>
-        <w:t>祷告</w:t>
-      </w:r>
-      <w:r>
-        <w:rPr>
-          <w:lang w:val="zh_CN" w:bidi="zh_CN"/>
-        </w:rPr>
-        <w:t>求神帮助时，神经常会行神迹。 有时神会行神迹来惩罚人。 有时</w:t>
-      </w:r>
-      <w:r>
-        <w:rPr>
-          <w:lang w:val="zh_CN" w:bidi="zh_CN"/>
-        </w:rPr>
-        <w:t>先知</w:t>
-      </w:r>
-      <w:r>
-        <w:rPr>
-          <w:lang w:val="zh_CN" w:bidi="zh_CN"/>
-        </w:rPr>
-        <w:t>，即将神的信息传递给百姓的人，借着神的大能行神迹。 在新约中，耶稣和后来祂的门徒们行了一些神迹。</w:t>
+      <w:hyperlink r:id="rId20">
+        <w:r>
+          <w:rPr>
+            <w:lang w:val="zh_CN" w:bidi="zh_CN"/>
+          </w:rPr>
+          <w:rPr>
+            <w:color w:val="0000EE"/>
+            <w:u w:val="single"/>
+          </w:rPr>
+          <w:t>mp3 file</w:t>
+        </w:r>
+      </w:hyperlink>
+      <w:r>
+        <w:rPr>
+          <w:lang w:val="zh_CN" w:bidi="zh_CN"/>
+        </w:rPr>
+        <w:t xml:space="preserve"> (None KB)</w:t>
+      </w:r>
+      <w:r>
+        <w:rPr>
+          <w:lang w:val="zh_CN" w:bidi="zh_CN"/>
+        </w:rPr>
+      </w:r>
+      <w:r>
+        <w:rPr>
+          <w:lang w:val="zh_CN" w:bidi="zh_CN"/>
+        </w:rPr>
       </w:r>
     </w:p>
     <w:p>
@@ -1193,49 +1398,21 @@
           <w:lang w:val="zh_CN" w:bidi="zh_CN"/>
         </w:rPr>
       </w:r>
-      <w:r>
-        <w:rPr>
-          <w:lang w:val="zh_CN" w:bidi="zh_CN"/>
-        </w:rPr>
-        <w:t>在圣经中，神迹的发生绝不会只是为了制造一些兴奋，而是总是为了教导人们一些事情。 神行神迹，向人们表明祂是大有能力的，他们可以信靠祂。 当一个人行神迹时，这向人们表明神已经赐给这个人</w:t>
-      </w:r>
-      <w:r>
-        <w:rPr>
-          <w:lang w:val="zh_CN" w:bidi="zh_CN"/>
-        </w:rPr>
-        <w:t>权柄</w:t>
-      </w:r>
-      <w:r>
-        <w:rPr>
-          <w:lang w:val="zh_CN" w:bidi="zh_CN"/>
-        </w:rPr>
-        <w:t>，人们应该注意听这个人所说的关于神的话。 神迹也表明神在作工。 出于这个原因，神迹也被称为</w:t>
-      </w:r>
-      <w:r>
-        <w:rPr>
-          <w:b/>
-          <w:lang w:val="zh_CN" w:bidi="zh_CN"/>
-        </w:rPr>
-        <w:t>记号</w:t>
-      </w:r>
-      <w:r>
-        <w:rPr>
-          <w:lang w:val="zh_CN" w:bidi="zh_CN"/>
-        </w:rPr>
-        <w:t>，我们经常同时听到</w:t>
-      </w:r>
-      <w:r>
-        <w:rPr>
-          <w:b/>
-          <w:lang w:val="zh_CN" w:bidi="zh_CN"/>
-        </w:rPr>
-        <w:t>神迹和奇事</w:t>
-      </w:r>
-      <w:r>
-        <w:rPr>
-          <w:lang w:val="zh_CN" w:bidi="zh_CN"/>
-        </w:rPr>
-        <w:t>这两个词。 这些词的意思相似。</w:t>
+    </w:p>
+    <w:p>
+      <w:pPr>
+        <w:pStyle w:val="Heading2"/>
+      </w:pPr>
+      <w:r>
+        <w:rPr>
+          <w:lang w:val="zh_CN" w:bidi="zh_CN"/>
+        </w:rPr>
+        <w:t>神迹</w:t>
+      </w:r>
+      <w:r>
+        <w:rPr>
+          <w:lang w:val="zh_CN" w:bidi="zh_CN"/>
+        </w:rPr>
       </w:r>
     </w:p>
     <w:p>
@@ -1247,33 +1424,488 @@
       </w:r>
       <w:r>
         <w:rPr>
+          <w:b/>
+          <w:lang w:val="zh_CN" w:bidi="zh_CN"/>
+        </w:rPr>
+        <w:t>神迹</w:t>
+      </w:r>
+      <w:r>
+        <w:rPr>
+          <w:lang w:val="zh_CN" w:bidi="zh_CN"/>
+        </w:rPr>
+        <w:t>，有时被称为</w:t>
+      </w:r>
+      <w:r>
+        <w:rPr>
+          <w:b/>
+          <w:lang w:val="zh_CN" w:bidi="zh_CN"/>
+        </w:rPr>
+        <w:t>奇迹</w:t>
+      </w:r>
+      <w:r>
+        <w:rPr>
+          <w:lang w:val="zh_CN" w:bidi="zh_CN"/>
+        </w:rPr>
+        <w:t>，是非比寻常，令人惊讶并似乎是不可能发生却发生了的事情。 行神迹的人会使一件不寻常、不可能的事发生。 在旧约中，当百姓</w:t>
+      </w:r>
+      <w:hyperlink r:id="rId31">
+        <w:r>
+          <w:rPr>
+            <w:lang w:val="zh_CN" w:bidi="zh_CN"/>
+          </w:rPr>
+          <w:rPr>
+            <w:color w:val="0000EE"/>
+            <w:u w:val="single"/>
+          </w:rPr>
+          <w:t>祷告</w:t>
+        </w:r>
+      </w:hyperlink>
+      <w:r>
+        <w:rPr>
+          <w:lang w:val="zh_CN" w:bidi="zh_CN"/>
+        </w:rPr>
+        <w:t>求神帮助时，神经常会行神迹。 有时神会行神迹来惩罚人。 有时</w:t>
+      </w:r>
+      <w:hyperlink r:id="rId28">
+        <w:r>
+          <w:rPr>
+            <w:lang w:val="zh_CN" w:bidi="zh_CN"/>
+          </w:rPr>
+          <w:rPr>
+            <w:color w:val="0000EE"/>
+            <w:u w:val="single"/>
+          </w:rPr>
+          <w:t>先知</w:t>
+        </w:r>
+      </w:hyperlink>
+      <w:r>
+        <w:rPr>
+          <w:lang w:val="zh_CN" w:bidi="zh_CN"/>
+        </w:rPr>
+        <w:t>，即将神的信息传递给百姓的人，借着神的大能行神迹。 在新约中，耶稣和后来祂的门徒们行了一些神迹。</w:t>
+      </w:r>
+    </w:p>
+    <w:p>
+      <w:pPr/>
+      <w:r>
+        <w:rPr>
+          <w:lang w:val="zh_CN" w:bidi="zh_CN"/>
+        </w:rPr>
+      </w:r>
+      <w:r>
+        <w:rPr>
+          <w:lang w:val="zh_CN" w:bidi="zh_CN"/>
+        </w:rPr>
+        <w:t>在圣经中，神迹的发生绝不会只是为了制造一些兴奋，而是总是为了教导人们一些事情。 神行神迹，向人们表明祂是大有能力的，他们可以信靠祂。 当一个人行神迹时，这向人们表明神已经赐给这个人</w:t>
+      </w:r>
+      <w:hyperlink r:id="rId24">
+        <w:r>
+          <w:rPr>
+            <w:lang w:val="zh_CN" w:bidi="zh_CN"/>
+          </w:rPr>
+          <w:rPr>
+            <w:color w:val="0000EE"/>
+            <w:u w:val="single"/>
+          </w:rPr>
+          <w:t>权柄</w:t>
+        </w:r>
+      </w:hyperlink>
+      <w:r>
+        <w:rPr>
+          <w:lang w:val="zh_CN" w:bidi="zh_CN"/>
+        </w:rPr>
+        <w:t>，人们应该注意听这个人所说的关于神的话。 神迹也表明神在作工。 出于这个原因，神迹也被称为</w:t>
+      </w:r>
+      <w:r>
+        <w:rPr>
+          <w:b/>
+          <w:lang w:val="zh_CN" w:bidi="zh_CN"/>
+        </w:rPr>
+        <w:t>记号</w:t>
+      </w:r>
+      <w:r>
+        <w:rPr>
+          <w:lang w:val="zh_CN" w:bidi="zh_CN"/>
+        </w:rPr>
+        <w:t>，我们经常同时听到</w:t>
+      </w:r>
+      <w:r>
+        <w:rPr>
+          <w:b/>
+          <w:lang w:val="zh_CN" w:bidi="zh_CN"/>
+        </w:rPr>
+        <w:t>神迹和奇事</w:t>
+      </w:r>
+      <w:r>
+        <w:rPr>
+          <w:lang w:val="zh_CN" w:bidi="zh_CN"/>
+        </w:rPr>
+        <w:t>这两个词。 这些词的意思相似。</w:t>
+      </w:r>
+    </w:p>
+    <w:p>
+      <w:pPr/>
+      <w:r>
+        <w:rPr>
+          <w:lang w:val="zh_CN" w:bidi="zh_CN"/>
+        </w:rPr>
+      </w:r>
+      <w:r>
+        <w:rPr>
           <w:lang w:val="zh_CN" w:bidi="zh_CN"/>
         </w:rPr>
         <w:t>然而，耶稣也警告人们，他们必须小心，不应该为他们看到的每件神迹或发生的每件不可能的事兴奋，因为有时人们行神迹，不是借着神的大能，而是借着</w:t>
       </w:r>
-      <w:r>
-        <w:rPr>
-          <w:lang w:val="zh_CN" w:bidi="zh_CN"/>
-        </w:rPr>
-        <w:t>撒但</w:t>
-      </w:r>
+      <w:hyperlink r:id="rId34">
+        <w:r>
+          <w:rPr>
+            <w:lang w:val="zh_CN" w:bidi="zh_CN"/>
+          </w:rPr>
+          <w:rPr>
+            <w:color w:val="0000EE"/>
+            <w:u w:val="single"/>
+          </w:rPr>
+          <w:t>撒但</w:t>
+        </w:r>
+      </w:hyperlink>
       <w:r>
         <w:rPr>
           <w:lang w:val="zh_CN" w:bidi="zh_CN"/>
         </w:rPr>
         <w:t>的能力。 撒但也可以通过行神迹来欺骗人们。 人们必须小心区分来自神的神迹，和使人们远离神，或使人们</w:t>
       </w:r>
-      <w:r>
-        <w:rPr>
-          <w:lang w:val="zh_CN" w:bidi="zh_CN"/>
-        </w:rPr>
-        <w:t>相信</w:t>
-      </w:r>
+      <w:hyperlink r:id="rId42">
+        <w:r>
+          <w:rPr>
+            <w:lang w:val="zh_CN" w:bidi="zh_CN"/>
+          </w:rPr>
+          <w:rPr>
+            <w:color w:val="0000EE"/>
+            <w:u w:val="single"/>
+          </w:rPr>
+          <w:t>相信</w:t>
+        </w:r>
+      </w:hyperlink>
       <w:r>
         <w:rPr>
           <w:lang w:val="zh_CN" w:bidi="zh_CN"/>
         </w:rPr>
         <w:t>假教训的神迹。</w:t>
+      </w:r>
+      <w:r>
+        <w:rPr>
+          <w:lang w:val="zh_CN" w:bidi="zh_CN"/>
+        </w:rPr>
+      </w:r>
+      <w:r>
+        <w:rPr>
+          <w:lang w:val="zh_CN" w:bidi="zh_CN"/>
+        </w:rPr>
+      </w:r>
+    </w:p>
+    <w:p>
+      <w:pPr/>
+      <w:r>
+        <w:rPr>
+          <w:lang w:val="zh_CN" w:bidi="zh_CN"/>
+        </w:rPr>
+      </w:r>
+    </w:p>
+    <w:p>
+      <w:pPr>
+        <w:pStyle w:val="Heading2"/>
+      </w:pPr>
+      <w:r>
+        <w:rPr>
+          <w:lang w:val="zh_CN" w:bidi="zh_CN"/>
+        </w:rPr>
+        <w:t>神迹</w:t>
+      </w:r>
+      <w:r>
+        <w:rPr>
+          <w:lang w:val="zh_CN" w:bidi="zh_CN"/>
+        </w:rPr>
+      </w:r>
+    </w:p>
+    <w:p>
+      <w:pPr>
+        <w:pStyle w:val="Heading4"/>
+      </w:pPr>
+      <w:r>
+        <w:rPr>
+          <w:lang w:val="zh_CN" w:bidi="zh_CN"/>
+        </w:rPr>
+        <w:t>Audio Content</w:t>
+      </w:r>
+    </w:p>
+    <w:p>
+      <w:pPr/>
+      <w:r>
+        <w:rPr>
+          <w:lang w:val="zh_CN" w:bidi="zh_CN"/>
+        </w:rPr>
+      </w:r>
+      <w:hyperlink r:id="rId20">
+        <w:r>
+          <w:rPr>
+            <w:lang w:val="zh_CN" w:bidi="zh_CN"/>
+          </w:rPr>
+          <w:rPr>
+            <w:color w:val="0000EE"/>
+            <w:u w:val="single"/>
+          </w:rPr>
+          <w:t>mp3 file</w:t>
+        </w:r>
+      </w:hyperlink>
+      <w:r>
+        <w:rPr>
+          <w:lang w:val="zh_CN" w:bidi="zh_CN"/>
+        </w:rPr>
+        <w:t xml:space="preserve"> (None KB)</w:t>
+      </w:r>
+      <w:r>
+        <w:rPr>
+          <w:lang w:val="zh_CN" w:bidi="zh_CN"/>
+        </w:rPr>
+      </w:r>
+      <w:r>
+        <w:rPr>
+          <w:lang w:val="zh_CN" w:bidi="zh_CN"/>
+        </w:rPr>
+      </w:r>
+    </w:p>
+    <w:p>
+      <w:pPr/>
+      <w:r>
+        <w:rPr>
+          <w:lang w:val="zh_CN" w:bidi="zh_CN"/>
+        </w:rPr>
+      </w:r>
+    </w:p>
+    <w:p>
+      <w:pPr>
+        <w:pStyle w:val="Heading2"/>
+      </w:pPr>
+      <w:r>
+        <w:rPr>
+          <w:lang w:val="zh_CN" w:bidi="zh_CN"/>
+        </w:rPr>
+        <w:t>神、上帝</w:t>
+      </w:r>
+      <w:r>
+        <w:rPr>
+          <w:lang w:val="zh_CN" w:bidi="zh_CN"/>
+        </w:rPr>
+      </w:r>
+    </w:p>
+    <w:p>
+      <w:pPr/>
+      <w:r>
+        <w:rPr>
+          <w:lang w:val="zh_CN" w:bidi="zh_CN"/>
+        </w:rPr>
+      </w:r>
+      <w:r>
+        <w:rPr>
+          <w:lang w:val="zh_CN" w:bidi="zh_CN"/>
+        </w:rPr>
+        <w:t>在圣经中，</w:t>
+      </w:r>
+      <w:r>
+        <w:rPr>
+          <w:b/>
+          <w:lang w:val="zh_CN" w:bidi="zh_CN"/>
+        </w:rPr>
+        <w:t>神</w:t>
+      </w:r>
+      <w:r>
+        <w:rPr>
+          <w:lang w:val="zh_CN" w:bidi="zh_CN"/>
+        </w:rPr>
+        <w:t>是指创造了一切的神。神是最有能力的灵性存在。这位神曾与</w:t>
+      </w:r>
+      <w:hyperlink r:id="rId43">
+        <w:r>
+          <w:rPr>
+            <w:lang w:val="zh_CN" w:bidi="zh_CN"/>
+          </w:rPr>
+          <w:rPr>
+            <w:color w:val="0000EE"/>
+            <w:u w:val="single"/>
+          </w:rPr>
+          <w:t>亚伯拉罕</w:t>
+        </w:r>
+      </w:hyperlink>
+      <w:r>
+        <w:rPr>
+          <w:lang w:val="zh_CN" w:bidi="zh_CN"/>
+        </w:rPr>
+        <w:t>和他的后裔</w:t>
+      </w:r>
+      <w:hyperlink r:id="rId27">
+        <w:r>
+          <w:rPr>
+            <w:lang w:val="zh_CN" w:bidi="zh_CN"/>
+          </w:rPr>
+          <w:rPr>
+            <w:color w:val="0000EE"/>
+            <w:u w:val="single"/>
+          </w:rPr>
+          <w:t>以色列人</w:t>
+        </w:r>
+      </w:hyperlink>
+      <w:hyperlink r:id="rId44">
+        <w:r>
+          <w:rPr>
+            <w:lang w:val="zh_CN" w:bidi="zh_CN"/>
+          </w:rPr>
+          <w:rPr>
+            <w:color w:val="0000EE"/>
+            <w:u w:val="single"/>
+          </w:rPr>
+          <w:t>立约</w:t>
+        </w:r>
+      </w:hyperlink>
+      <w:r>
+        <w:rPr>
+          <w:lang w:val="zh_CN" w:bidi="zh_CN"/>
+        </w:rPr>
+        <w:t>，即一个特别的应许。这位神曾差遣祂的儿子耶稣到世上来，为的是要藉著祂的死和</w:t>
+      </w:r>
+      <w:hyperlink r:id="rId45">
+        <w:r>
+          <w:rPr>
+            <w:lang w:val="zh_CN" w:bidi="zh_CN"/>
+          </w:rPr>
+          <w:rPr>
+            <w:color w:val="0000EE"/>
+            <w:u w:val="single"/>
+          </w:rPr>
+          <w:t>复活</w:t>
+        </w:r>
+      </w:hyperlink>
+      <w:r>
+        <w:rPr>
+          <w:lang w:val="zh_CN" w:bidi="zh_CN"/>
+        </w:rPr>
+        <w:t>来拯救世人。</w:t>
+      </w:r>
+    </w:p>
+    <w:p>
+      <w:pPr/>
+      <w:r>
+        <w:rPr>
+          <w:lang w:val="zh_CN" w:bidi="zh_CN"/>
+        </w:rPr>
+      </w:r>
+      <w:r>
+        <w:rPr>
+          <w:lang w:val="zh_CN" w:bidi="zh_CN"/>
+        </w:rPr>
+        <w:t>神一直存在，也将永远存在。因为神创造了万物，所以祂有权掌管万物。神是良善的、慈爱的、大有能力的、公义的。</w:t>
+      </w:r>
+    </w:p>
+    <w:p>
+      <w:pPr/>
+      <w:r>
+        <w:rPr>
+          <w:lang w:val="zh_CN" w:bidi="zh_CN"/>
+        </w:rPr>
+      </w:r>
+      <w:r>
+        <w:rPr>
+          <w:lang w:val="zh_CN" w:bidi="zh_CN"/>
+        </w:rPr>
+        <w:t>当你翻译神时，请注意以下事情：有些团体</w:t>
+      </w:r>
+      <w:hyperlink r:id="rId46">
+        <w:r>
+          <w:rPr>
+            <w:lang w:val="zh_CN" w:bidi="zh_CN"/>
+          </w:rPr>
+          <w:rPr>
+            <w:color w:val="0000EE"/>
+            <w:u w:val="single"/>
+          </w:rPr>
+          <w:t>敬拜</w:t>
+        </w:r>
+      </w:hyperlink>
+      <w:r>
+        <w:rPr>
+          <w:lang w:val="zh_CN" w:bidi="zh_CN"/>
+        </w:rPr>
+        <w:t>许多不同的灵体。在某些情况下，人们用来称呼最有能力的灵性存在的名字，也可以用来称呼神。然而，你需要检查这个灵体是否有任何与圣经中的神相违背的特征。</w:t>
+      </w:r>
+      <w:r>
+        <w:rPr>
+          <w:lang w:val="zh_CN" w:bidi="zh_CN"/>
+        </w:rPr>
+      </w:r>
+      <w:r>
+        <w:rPr>
+          <w:lang w:val="zh_CN" w:bidi="zh_CN"/>
+        </w:rPr>
+      </w:r>
+    </w:p>
+    <w:p>
+      <w:pPr/>
+      <w:r>
+        <w:rPr>
+          <w:lang w:val="zh_CN" w:bidi="zh_CN"/>
+        </w:rPr>
+      </w:r>
+    </w:p>
+    <w:p>
+      <w:pPr>
+        <w:pStyle w:val="Heading2"/>
+      </w:pPr>
+      <w:r>
+        <w:rPr>
+          <w:lang w:val="zh_CN" w:bidi="zh_CN"/>
+        </w:rPr>
+        <w:t>神、上帝</w:t>
+      </w:r>
+      <w:r>
+        <w:rPr>
+          <w:lang w:val="zh_CN" w:bidi="zh_CN"/>
+        </w:rPr>
+      </w:r>
+    </w:p>
+    <w:p>
+      <w:pPr>
+        <w:pStyle w:val="Heading4"/>
+      </w:pPr>
+      <w:r>
+        <w:rPr>
+          <w:lang w:val="zh_CN" w:bidi="zh_CN"/>
+        </w:rPr>
+        <w:t>Audio Content</w:t>
+      </w:r>
+    </w:p>
+    <w:p>
+      <w:pPr/>
+      <w:r>
+        <w:rPr>
+          <w:lang w:val="zh_CN" w:bidi="zh_CN"/>
+        </w:rPr>
+      </w:r>
+      <w:hyperlink r:id="rId20">
+        <w:r>
+          <w:rPr>
+            <w:lang w:val="zh_CN" w:bidi="zh_CN"/>
+          </w:rPr>
+          <w:rPr>
+            <w:color w:val="0000EE"/>
+            <w:u w:val="single"/>
+          </w:rPr>
+          <w:t>mp3 file</w:t>
+        </w:r>
+      </w:hyperlink>
+      <w:r>
+        <w:rPr>
+          <w:lang w:val="zh_CN" w:bidi="zh_CN"/>
+        </w:rPr>
+        <w:t xml:space="preserve"> (None KB)</w:t>
       </w:r>
       <w:r>
         <w:rPr>

--- a/zhs/docx/061.content.docx
+++ b/zhs/docx/061.content.docx
@@ -39,80 +39,37 @@
           <w:b/>
           <w:lang w:val="zh_CN" w:bidi="zh_CN"/>
         </w:rPr>
-        <w:t>Familiarization, Internalization, Articulation (Fia) Terms</w:t>
-      </w:r>
-      <w:r>
-        <w:rPr>
-          <w:lang w:val="zh_CN" w:bidi="zh_CN"/>
-        </w:rPr>
-        <w:t xml:space="preserve"> (Chinese (Simplified)) is based on: </w:t>
-      </w:r>
-      <w:r>
-        <w:rPr>
-          <w:lang w:val="zh_CN" w:bidi="zh_CN"/>
-        </w:rPr>
-        <w:t>Familiarization, Internalization, Articulation (Fia) Terms</w:t>
-      </w:r>
-      <w:r>
-        <w:rPr>
-          <w:lang w:val="zh_CN" w:bidi="zh_CN"/>
-        </w:rPr>
-        <w:t xml:space="preserve">, </w:t>
-      </w:r>
-      <w:hyperlink r:id="rId13">
-        <w:r>
-          <w:rPr>
-            <w:lang w:val="zh_CN" w:bidi="zh_CN"/>
-          </w:rPr>
-          <w:rPr>
-            <w:color w:val="0000EE"/>
-            <w:u w:val="single"/>
-          </w:rPr>
-          <w:t>SRV Partners</w:t>
-        </w:r>
-      </w:hyperlink>
-      <w:r>
-        <w:rPr>
-          <w:lang w:val="zh_CN" w:bidi="zh_CN"/>
-        </w:rPr>
-        <w:t xml:space="preserve">, 2023, which is licensed under a </w:t>
-      </w:r>
-      <w:hyperlink r:id="rId14">
-        <w:r>
-          <w:rPr>
-            <w:lang w:val="zh_CN" w:bidi="zh_CN"/>
-          </w:rPr>
-          <w:rPr>
-            <w:color w:val="0000EE"/>
-            <w:u w:val="single"/>
-          </w:rPr>
-          <w:t>CC BY-SA 4.0 license</w:t>
-        </w:r>
-      </w:hyperlink>
-      <w:r>
-        <w:rPr>
-          <w:lang w:val="zh_CN" w:bidi="zh_CN"/>
-        </w:rPr>
-        <w:t>.</w:t>
-      </w:r>
-      <w:r>
-        <w:rPr>
-          <w:lang w:val="zh_CN" w:bidi="zh_CN"/>
-        </w:rPr>
-      </w:r>
-    </w:p>
-    <w:p>
-      <w:pPr/>
-      <w:r>
-        <w:rPr>
-          <w:lang w:val="zh_CN" w:bidi="zh_CN"/>
-        </w:rPr>
-      </w:r>
-      <w:r>
-        <w:rPr>
-          <w:lang w:val="zh_CN" w:bidi="zh_CN"/>
-        </w:rPr>
-        <w:t>This PDF version is provided under the same license.</w:t>
+        <w:t>Familiarization, Internalization, Articulation (FIA) Key Terms</w:t>
+      </w:r>
+      <w:r>
+        <w:rPr>
+          <w:lang w:val="zh_CN" w:bidi="zh_CN"/>
+        </w:rPr>
+        <w:t xml:space="preserve"> © 2023 SRV Partners Released under CC BY-SA 4.0 license. </w:t>
+      </w:r>
+      <w:r>
+        <w:rPr>
+          <w:lang w:val="zh_CN" w:bidi="zh_CN"/>
+        </w:rPr>
+        <w:t>Familiarization, Internalization, Articulation (FIA) Key Terms</w:t>
+      </w:r>
+      <w:r>
+        <w:rPr>
+          <w:lang w:val="zh_CN" w:bidi="zh_CN"/>
+        </w:rPr>
+        <w:t xml:space="preserve"> has been adapted in the following languages Tok Pisin, عربي, Français, हिंदी, Bahasa Indonesia, Português, Русский, Español, Kiswahili, 简体中文 from </w:t>
+      </w:r>
+      <w:r>
+        <w:rPr>
+          <w:lang w:val="zh_CN" w:bidi="zh_CN"/>
+        </w:rPr>
+        <w:t>Familiarization, Internalization, Articulation (FIA)</w:t>
+      </w:r>
+      <w:r>
+        <w:rPr>
+          <w:lang w:val="zh_CN" w:bidi="zh_CN"/>
+        </w:rPr>
+        <w:t xml:space="preserve"> © 2023 SRV Partners. Released under CC BY-SA 4.0 license by Mission Mutual</w:t>
       </w:r>
       <w:r>
         <w:rPr>
@@ -261,7 +218,7 @@
         </w:rPr>
         <w:t>是耶稣的称号。 耶稣被称为神的</w:t>
       </w:r>
-      <w:hyperlink r:id="rId15">
+      <w:hyperlink r:id="rId13">
         <w:r>
           <w:rPr>
             <w:lang w:val="zh_CN" w:bidi="zh_CN"/>
@@ -332,7 +289,7 @@
         </w:rPr>
         <w:t>个位格：父神、子神和</w:t>
       </w:r>
-      <w:hyperlink r:id="rId16">
+      <w:hyperlink r:id="rId14">
         <w:r>
           <w:rPr>
             <w:lang w:val="zh_CN" w:bidi="zh_CN"/>
@@ -364,7 +321,7 @@
         </w:rPr>
         <w:t>在新约中，当人们称耶稣为神的儿子时，这有时是另一种说耶稣是</w:t>
       </w:r>
-      <w:hyperlink r:id="rId17">
+      <w:hyperlink r:id="rId15">
         <w:r>
           <w:rPr>
             <w:lang w:val="zh_CN" w:bidi="zh_CN"/>
@@ -382,7 +339,7 @@
         </w:rPr>
         <w:t>、</w:t>
       </w:r>
-      <w:hyperlink r:id="rId18">
+      <w:hyperlink r:id="rId16">
         <w:r>
           <w:rPr>
             <w:lang w:val="zh_CN" w:bidi="zh_CN"/>
@@ -400,7 +357,7 @@
         </w:rPr>
         <w:t>，应许的王和</w:t>
       </w:r>
-      <w:hyperlink r:id="rId19">
+      <w:hyperlink r:id="rId17">
         <w:r>
           <w:rPr>
             <w:lang w:val="zh_CN" w:bidi="zh_CN"/>
@@ -498,7 +455,7 @@
           <w:lang w:val="zh_CN" w:bidi="zh_CN"/>
         </w:rPr>
       </w:r>
-      <w:hyperlink r:id="rId20">
+      <w:hyperlink r:id="rId18">
         <w:r>
           <w:rPr>
             <w:lang w:val="zh_CN" w:bidi="zh_CN"/>
@@ -584,7 +541,7 @@
         </w:rPr>
         <w:t>是同一件事。 因为在后来的时代，</w:t>
       </w:r>
-      <w:hyperlink r:id="rId21">
+      <w:hyperlink r:id="rId19">
         <w:r>
           <w:rPr>
             <w:lang w:val="zh_CN" w:bidi="zh_CN"/>
@@ -602,7 +559,7 @@
         </w:rPr>
         <w:t>认为说出神的名字是不敬的，所以他们想要说神的时候，有时他们会说</w:t>
       </w:r>
-      <w:hyperlink r:id="rId22">
+      <w:hyperlink r:id="rId20">
         <w:r>
           <w:rPr>
             <w:lang w:val="zh_CN" w:bidi="zh_CN"/>
@@ -634,7 +591,7 @@
         </w:rPr>
         <w:t>一个</w:t>
       </w:r>
-      <w:hyperlink r:id="rId23">
+      <w:hyperlink r:id="rId21">
         <w:r>
           <w:rPr>
             <w:lang w:val="zh_CN" w:bidi="zh_CN"/>
@@ -652,7 +609,7 @@
         </w:rPr>
         <w:t>是一群人的统治者。 在一个王</w:t>
       </w:r>
-      <w:hyperlink r:id="rId24">
+      <w:hyperlink r:id="rId22">
         <w:r>
           <w:rPr>
             <w:lang w:val="zh_CN" w:bidi="zh_CN"/>
@@ -670,7 +627,7 @@
         </w:rPr>
         <w:t>之下的土地被称为他的</w:t>
       </w:r>
-      <w:hyperlink r:id="rId25">
+      <w:hyperlink r:id="rId23">
         <w:r>
           <w:rPr>
             <w:lang w:val="zh_CN" w:bidi="zh_CN"/>
@@ -702,7 +659,7 @@
         </w:rPr>
         <w:t>神是全世界的王。 整个受造界都是祂的国。 在旧约中，</w:t>
       </w:r>
-      <w:hyperlink r:id="rId26">
+      <w:hyperlink r:id="rId24">
         <w:r>
           <w:rPr>
             <w:lang w:val="zh_CN" w:bidi="zh_CN"/>
@@ -734,7 +691,7 @@
         </w:rPr>
         <w:t>但神的国里的人并不顺服神，甚至连</w:t>
       </w:r>
-      <w:hyperlink r:id="rId27">
+      <w:hyperlink r:id="rId25">
         <w:r>
           <w:rPr>
             <w:lang w:val="zh_CN" w:bidi="zh_CN"/>
@@ -752,7 +709,7 @@
         </w:rPr>
         <w:t xml:space="preserve">也不顺服。 </w:t>
       </w:r>
-      <w:hyperlink r:id="rId28">
+      <w:hyperlink r:id="rId26">
         <w:r>
           <w:rPr>
             <w:lang w:val="zh_CN" w:bidi="zh_CN"/>
@@ -770,7 +727,7 @@
         </w:rPr>
         <w:t>将神的信息传达给百姓，他们告诉以色列人，有一天神会来，建立祂的国，直到永远。 当那发生时，所有人都会顺服神并顺服祂。 世界各地的所有人以及所有受造物都将活在一个与神的正确</w:t>
       </w:r>
-      <w:hyperlink r:id="rId29">
+      <w:hyperlink r:id="rId27">
         <w:r>
           <w:rPr>
             <w:lang w:val="zh_CN" w:bidi="zh_CN"/>
@@ -788,7 +745,7 @@
         </w:rPr>
         <w:t>之中。 不会再有痛苦或</w:t>
       </w:r>
-      <w:hyperlink r:id="rId30">
+      <w:hyperlink r:id="rId28">
         <w:r>
           <w:rPr>
             <w:lang w:val="zh_CN" w:bidi="zh_CN"/>
@@ -806,7 +763,7 @@
         </w:rPr>
         <w:t>。 以色列民希望并</w:t>
       </w:r>
-      <w:hyperlink r:id="rId31">
+      <w:hyperlink r:id="rId29">
         <w:r>
           <w:rPr>
             <w:lang w:val="zh_CN" w:bidi="zh_CN"/>
@@ -851,7 +808,7 @@
         </w:rPr>
         <w:t>！ 耶稣所行的</w:t>
       </w:r>
-      <w:hyperlink r:id="rId32">
+      <w:hyperlink r:id="rId30">
         <w:r>
           <w:rPr>
             <w:lang w:val="zh_CN" w:bidi="zh_CN"/>
@@ -883,7 +840,7 @@
         </w:rPr>
         <w:t>但我们尚不能完全看到神在统治。 人们仍然会生病，犯</w:t>
       </w:r>
-      <w:hyperlink r:id="rId33">
+      <w:hyperlink r:id="rId31">
         <w:r>
           <w:rPr>
             <w:lang w:val="zh_CN" w:bidi="zh_CN"/>
@@ -901,7 +858,7 @@
         </w:rPr>
         <w:t xml:space="preserve">，并发动战争。 </w:t>
       </w:r>
-      <w:hyperlink r:id="rId34">
+      <w:hyperlink r:id="rId32">
         <w:r>
           <w:rPr>
             <w:lang w:val="zh_CN" w:bidi="zh_CN"/>
@@ -947,7 +904,7 @@
         </w:rPr>
         <w:t>耶稣时代的人认为，当神的国来临时，以色列会被恢复为一个政治上的</w:t>
       </w:r>
-      <w:hyperlink r:id="rId35">
+      <w:hyperlink r:id="rId33">
         <w:r>
           <w:rPr>
             <w:lang w:val="zh_CN" w:bidi="zh_CN"/>
@@ -965,7 +922,7 @@
         </w:rPr>
         <w:t>。 耶稣解释了神的国如何与他们的预期所不同。 耶稣解释说，神的国与人们跟随神作他们的王并顺服神有关。 耶稣知道这很难理解，祂甚至告诉祂的</w:t>
       </w:r>
-      <w:hyperlink r:id="rId36">
+      <w:hyperlink r:id="rId34">
         <w:r>
           <w:rPr>
             <w:lang w:val="zh_CN" w:bidi="zh_CN"/>
@@ -997,7 +954,7 @@
         </w:rPr>
         <w:t>耶稣通过讲故事或</w:t>
       </w:r>
-      <w:hyperlink r:id="rId37">
+      <w:hyperlink r:id="rId35">
         <w:r>
           <w:rPr>
             <w:lang w:val="zh_CN" w:bidi="zh_CN"/>
@@ -1029,7 +986,7 @@
         </w:rPr>
         <w:t>耶稣的许多比喻都将神的国描述为一场盛宴或一顿饭。 当人们一起吃饭时，他们彼此之间就会有一个良好的关系，耶稣想表明神的国就是要与神有一个良好的</w:t>
       </w:r>
-      <w:hyperlink r:id="rId29">
+      <w:hyperlink r:id="rId27">
         <w:r>
           <w:rPr>
             <w:lang w:val="zh_CN" w:bidi="zh_CN"/>
@@ -1061,7 +1018,7 @@
         </w:rPr>
         <w:t xml:space="preserve">新约中的一些经文说神是王，一些经文说耶稣是王。 因为耶稣也是神，所以两者都是真的。 </w:t>
       </w:r>
-      <w:hyperlink r:id="rId38">
+      <w:hyperlink r:id="rId36">
         <w:r>
           <w:rPr>
             <w:lang w:val="zh_CN" w:bidi="zh_CN"/>
@@ -1146,7 +1103,7 @@
           <w:lang w:val="zh_CN" w:bidi="zh_CN"/>
         </w:rPr>
       </w:r>
-      <w:hyperlink r:id="rId20">
+      <w:hyperlink r:id="rId18">
         <w:r>
           <w:rPr>
             <w:lang w:val="zh_CN" w:bidi="zh_CN"/>
@@ -1219,7 +1176,7 @@
         </w:rPr>
         <w:t>是一种说法，指神在地上与祂的子民同在的地方。 虽然神不需要住在房子里，但神告诉</w:t>
       </w:r>
-      <w:hyperlink r:id="rId27">
+      <w:hyperlink r:id="rId25">
         <w:r>
           <w:rPr>
             <w:lang w:val="zh_CN" w:bidi="zh_CN"/>
@@ -1237,7 +1194,7 @@
         </w:rPr>
         <w:t>，祂会住在他们中间，在他们为祂预备的特别携带式帐篷中与他们相遇。 以色列人称这个帐篷为</w:t>
       </w:r>
-      <w:hyperlink r:id="rId39">
+      <w:hyperlink r:id="rId37">
         <w:r>
           <w:rPr>
             <w:lang w:val="zh_CN" w:bidi="zh_CN"/>
@@ -1255,7 +1212,7 @@
         </w:rPr>
         <w:t>。 后来，当以色列人在</w:t>
       </w:r>
-      <w:hyperlink r:id="rId40">
+      <w:hyperlink r:id="rId38">
         <w:r>
           <w:rPr>
             <w:lang w:val="zh_CN" w:bidi="zh_CN"/>
@@ -1273,7 +1230,7 @@
         </w:rPr>
         <w:t>定居时，神指示他们为祂建造一座更永久的殿宇，即</w:t>
       </w:r>
-      <w:hyperlink r:id="rId41">
+      <w:hyperlink r:id="rId39">
         <w:r>
           <w:rPr>
             <w:lang w:val="zh_CN" w:bidi="zh_CN"/>
@@ -1291,7 +1248,7 @@
         </w:rPr>
         <w:t>。 人们有时称会幕和圣殿为"神的家"。 今天，</w:t>
       </w:r>
-      <w:hyperlink r:id="rId16">
+      <w:hyperlink r:id="rId14">
         <w:r>
           <w:rPr>
             <w:lang w:val="zh_CN" w:bidi="zh_CN"/>
@@ -1362,7 +1319,7 @@
           <w:lang w:val="zh_CN" w:bidi="zh_CN"/>
         </w:rPr>
       </w:r>
-      <w:hyperlink r:id="rId20">
+      <w:hyperlink r:id="rId18">
         <w:r>
           <w:rPr>
             <w:lang w:val="zh_CN" w:bidi="zh_CN"/>
@@ -1448,7 +1405,7 @@
         </w:rPr>
         <w:t>，是非比寻常，令人惊讶并似乎是不可能发生却发生了的事情。 行神迹的人会使一件不寻常、不可能的事发生。 在旧约中，当百姓</w:t>
       </w:r>
-      <w:hyperlink r:id="rId31">
+      <w:hyperlink r:id="rId29">
         <w:r>
           <w:rPr>
             <w:lang w:val="zh_CN" w:bidi="zh_CN"/>
@@ -1466,7 +1423,7 @@
         </w:rPr>
         <w:t>求神帮助时，神经常会行神迹。 有时神会行神迹来惩罚人。 有时</w:t>
       </w:r>
-      <w:hyperlink r:id="rId28">
+      <w:hyperlink r:id="rId26">
         <w:r>
           <w:rPr>
             <w:lang w:val="zh_CN" w:bidi="zh_CN"/>
@@ -1498,7 +1455,7 @@
         </w:rPr>
         <w:t>在圣经中，神迹的发生绝不会只是为了制造一些兴奋，而是总是为了教导人们一些事情。 神行神迹，向人们表明祂是大有能力的，他们可以信靠祂。 当一个人行神迹时，这向人们表明神已经赐给这个人</w:t>
       </w:r>
-      <w:hyperlink r:id="rId24">
+      <w:hyperlink r:id="rId22">
         <w:r>
           <w:rPr>
             <w:lang w:val="zh_CN" w:bidi="zh_CN"/>
@@ -1556,7 +1513,7 @@
         </w:rPr>
         <w:t>然而，耶稣也警告人们，他们必须小心，不应该为他们看到的每件神迹或发生的每件不可能的事兴奋，因为有时人们行神迹，不是借着神的大能，而是借着</w:t>
       </w:r>
-      <w:hyperlink r:id="rId34">
+      <w:hyperlink r:id="rId32">
         <w:r>
           <w:rPr>
             <w:lang w:val="zh_CN" w:bidi="zh_CN"/>
@@ -1574,7 +1531,7 @@
         </w:rPr>
         <w:t>的能力。 撒但也可以通过行神迹来欺骗人们。 人们必须小心区分来自神的神迹，和使人们远离神，或使人们</w:t>
       </w:r>
-      <w:hyperlink r:id="rId42">
+      <w:hyperlink r:id="rId40">
         <w:r>
           <w:rPr>
             <w:lang w:val="zh_CN" w:bidi="zh_CN"/>
@@ -1645,7 +1602,7 @@
           <w:lang w:val="zh_CN" w:bidi="zh_CN"/>
         </w:rPr>
       </w:r>
-      <w:hyperlink r:id="rId20">
+      <w:hyperlink r:id="rId18">
         <w:r>
           <w:rPr>
             <w:lang w:val="zh_CN" w:bidi="zh_CN"/>
@@ -1724,7 +1681,7 @@
         </w:rPr>
         <w:t>是指创造了一切的神。神是最有能力的灵性存在。这位神曾与</w:t>
       </w:r>
-      <w:hyperlink r:id="rId43">
+      <w:hyperlink r:id="rId41">
         <w:r>
           <w:rPr>
             <w:lang w:val="zh_CN" w:bidi="zh_CN"/>
@@ -1742,7 +1699,7 @@
         </w:rPr>
         <w:t>和他的后裔</w:t>
       </w:r>
-      <w:hyperlink r:id="rId27">
+      <w:hyperlink r:id="rId25">
         <w:r>
           <w:rPr>
             <w:lang w:val="zh_CN" w:bidi="zh_CN"/>
@@ -1754,7 +1711,7 @@
           <w:t>以色列人</w:t>
         </w:r>
       </w:hyperlink>
-      <w:hyperlink r:id="rId44">
+      <w:hyperlink r:id="rId42">
         <w:r>
           <w:rPr>
             <w:lang w:val="zh_CN" w:bidi="zh_CN"/>
@@ -1772,7 +1729,7 @@
         </w:rPr>
         <w:t>，即一个特别的应许。这位神曾差遣祂的儿子耶稣到世上来，为的是要藉著祂的死和</w:t>
       </w:r>
-      <w:hyperlink r:id="rId45">
+      <w:hyperlink r:id="rId43">
         <w:r>
           <w:rPr>
             <w:lang w:val="zh_CN" w:bidi="zh_CN"/>
@@ -1818,7 +1775,7 @@
         </w:rPr>
         <w:t>当你翻译神时，请注意以下事情：有些团体</w:t>
       </w:r>
-      <w:hyperlink r:id="rId46">
+      <w:hyperlink r:id="rId44">
         <w:r>
           <w:rPr>
             <w:lang w:val="zh_CN" w:bidi="zh_CN"/>
@@ -1889,7 +1846,7 @@
           <w:lang w:val="zh_CN" w:bidi="zh_CN"/>
         </w:rPr>
       </w:r>
-      <w:hyperlink r:id="rId20">
+      <w:hyperlink r:id="rId18">
         <w:r>
           <w:rPr>
             <w:lang w:val="zh_CN" w:bidi="zh_CN"/>

--- a/zhs/docx/061.content.docx
+++ b/zhs/docx/061.content.docx
@@ -45,7 +45,7 @@
         <w:rPr>
           <w:lang w:val="zh_CN" w:bidi="zh_CN"/>
         </w:rPr>
-        <w:t xml:space="preserve"> © 2023 SRV Partners Released under CC BY-SA 4.0 license. </w:t>
+        <w:t xml:space="preserve"> © 2025 Word Collective Released under CC BY-SA 4.0 license. </w:t>
       </w:r>
       <w:r>
         <w:rPr>
@@ -69,7 +69,7 @@
         <w:rPr>
           <w:lang w:val="zh_CN" w:bidi="zh_CN"/>
         </w:rPr>
-        <w:t xml:space="preserve"> © 2023 SRV Partners. Released under CC BY-SA 4.0 license by Mission Mutual</w:t>
+        <w:t xml:space="preserve"> © 2025 Word Collective. Released under CC BY-SA 4.0 license by Mission Mutual</w:t>
       </w:r>
       <w:r>
         <w:rPr>
